--- a/docs/Arthur_text.docx
+++ b/docs/Arthur_text.docx
@@ -119,25 +119,7 @@
           <w:sz w:val="28"/>
           <w:szCs w:val="28"/>
         </w:rPr>
-        <w:t>«</w:t>
-      </w:r>
-      <w:proofErr w:type="spellStart"/>
-      <w:r>
-        <w:rPr>
-          <w:b/>
-          <w:sz w:val="28"/>
-          <w:szCs w:val="28"/>
-        </w:rPr>
-        <w:t>Физико</w:t>
-      </w:r>
-      <w:proofErr w:type="spellEnd"/>
-      <w:r>
-        <w:rPr>
-          <w:b/>
-          <w:sz w:val="28"/>
-          <w:szCs w:val="28"/>
-        </w:rPr>
-        <w:t>–технический</w:t>
+        <w:t>«Физико–технический</w:t>
       </w:r>
       <w:r>
         <w:rPr>
@@ -485,21 +467,12 @@
           <w:szCs w:val="28"/>
         </w:rPr>
       </w:pPr>
-      <w:proofErr w:type="spellStart"/>
-      <w:r>
-        <w:rPr>
-          <w:sz w:val="28"/>
-          <w:szCs w:val="28"/>
-        </w:rPr>
-        <w:t>Базяк</w:t>
-      </w:r>
-      <w:proofErr w:type="spellEnd"/>
-      <w:r>
-        <w:rPr>
-          <w:sz w:val="28"/>
-          <w:szCs w:val="28"/>
-        </w:rPr>
-        <w:t xml:space="preserve"> Галина Владимировна</w:t>
+      <w:r>
+        <w:rPr>
+          <w:sz w:val="28"/>
+          <w:szCs w:val="28"/>
+        </w:rPr>
+        <w:t>Базяк Галина Владимировна</w:t>
       </w:r>
     </w:p>
     <w:p>
@@ -1122,7 +1095,21 @@
                 <w:rStyle w:val="af"/>
                 <w:noProof/>
               </w:rPr>
-              <w:t>2. ПРАКТИЧЕСКАЯ ЧАСТЬ</w:t>
+              <w:t>2. ПРАКТИЧЕСК</w:t>
+            </w:r>
+            <w:r>
+              <w:rPr>
+                <w:rStyle w:val="af"/>
+                <w:noProof/>
+              </w:rPr>
+              <w:t>А</w:t>
+            </w:r>
+            <w:r>
+              <w:rPr>
+                <w:rStyle w:val="af"/>
+                <w:noProof/>
+              </w:rPr>
+              <w:t>Я ЧАСТЬ</w:t>
             </w:r>
             <w:r>
               <w:rPr>
@@ -1911,23 +1898,24 @@
           <w:sz w:val="24"/>
           <w:szCs w:val="24"/>
         </w:rPr>
-        <w:t xml:space="preserve">API (Application </w:t>
-      </w:r>
-      <w:proofErr w:type="spellStart"/>
-      <w:r>
+        <w:t>API (Application Programming Interface) — программный интерфейс приложения, набор способов и правил, по которым одна компьютерная программа может взаимодействовать с другой. В контексте проекта упоминается как инструмент для будущей интеграции с платформами поиска работы.</w:t>
+      </w:r>
+    </w:p>
+    <w:p>
+      <w:pPr>
+        <w:spacing w:line="360" w:lineRule="auto"/>
+        <w:ind w:firstLine="709"/>
         <w:rPr>
           <w:sz w:val="24"/>
           <w:szCs w:val="24"/>
         </w:rPr>
-        <w:t>Programming</w:t>
-      </w:r>
-      <w:proofErr w:type="spellEnd"/>
+      </w:pPr>
       <w:r>
         <w:rPr>
           <w:sz w:val="24"/>
           <w:szCs w:val="24"/>
         </w:rPr>
-        <w:t xml:space="preserve"> Interface) — программный интерфейс приложения, набор способов и правил, по которым одна компьютерная программа может взаимодействовать с другой. В контексте проекта упоминается как инструмент для будущей интеграции с платформами поиска работы.</w:t>
+        <w:t>ATS (Applicant Tracking System) — система управления кандидатами. Программное обеспечение, предназначенное для автоматизации процессов рекрутинга (сбор резюме, хранение базы данных, первичная фильтрация).</w:t>
       </w:r>
     </w:p>
     <w:p>
@@ -1944,39 +1932,41 @@
           <w:sz w:val="24"/>
           <w:szCs w:val="24"/>
         </w:rPr>
-        <w:t>ATS (</w:t>
-      </w:r>
-      <w:proofErr w:type="spellStart"/>
-      <w:r>
+        <w:t>HR (Human Resources) — сфера управления человеческими ресурсами, охватывающая поиск, подбор, обучение и развитие персонала в организации.</w:t>
+      </w:r>
+    </w:p>
+    <w:p>
+      <w:pPr>
+        <w:spacing w:line="360" w:lineRule="auto"/>
+        <w:ind w:firstLine="709"/>
         <w:rPr>
           <w:sz w:val="24"/>
           <w:szCs w:val="24"/>
         </w:rPr>
-        <w:t>Applicant</w:t>
-      </w:r>
-      <w:proofErr w:type="spellEnd"/>
+      </w:pPr>
       <w:r>
         <w:rPr>
           <w:sz w:val="24"/>
           <w:szCs w:val="24"/>
         </w:rPr>
-        <w:t xml:space="preserve"> </w:t>
-      </w:r>
-      <w:proofErr w:type="spellStart"/>
-      <w:r>
+        <w:t>HR-технологии (HR-tech) — цифровые инструменты и программные решения, направленные на автоматизацию и оптимизацию HR-процессов.</w:t>
+      </w:r>
+    </w:p>
+    <w:p>
+      <w:pPr>
+        <w:spacing w:line="360" w:lineRule="auto"/>
+        <w:ind w:firstLine="709"/>
         <w:rPr>
           <w:sz w:val="24"/>
           <w:szCs w:val="24"/>
         </w:rPr>
-        <w:t>Tracking</w:t>
-      </w:r>
-      <w:proofErr w:type="spellEnd"/>
+      </w:pPr>
       <w:r>
         <w:rPr>
           <w:sz w:val="24"/>
           <w:szCs w:val="24"/>
         </w:rPr>
-        <w:t xml:space="preserve"> System) — система управления кандидатами. Программное обеспечение, предназначенное для автоматизации процессов рекрутинга (сбор резюме, хранение базы данных, первичная фильтрация).</w:t>
+        <w:t>Скрининг резюме — процесс первичного отбора кандидатов на основе анализа их резюме на соответствие минимальным требованиям вакансии.</w:t>
       </w:r>
     </w:p>
     <w:p>
@@ -1993,7 +1983,7 @@
           <w:sz w:val="24"/>
           <w:szCs w:val="24"/>
         </w:rPr>
-        <w:t>HR (Human Resources) — сфера управления человеческими ресурсами, охватывающая поиск, подбор, обучение и развитие персонала в организации.</w:t>
+        <w:t>NLP (Natural Language Processing) — обработка естественного языка. Направление искусственного интеллекта, изучающее методы анализа и синтеза текстов на человеческих языках.</w:t>
       </w:r>
     </w:p>
     <w:p>
@@ -2010,23 +2000,24 @@
           <w:sz w:val="24"/>
           <w:szCs w:val="24"/>
         </w:rPr>
-        <w:t>HR-технологии (HR-</w:t>
-      </w:r>
-      <w:proofErr w:type="spellStart"/>
-      <w:r>
+        <w:t>Батч (Batch) — группа обучающих примеров, которая подается в нейронную сеть одновременно за один шаг обучения.</w:t>
+      </w:r>
+    </w:p>
+    <w:p>
+      <w:pPr>
+        <w:spacing w:line="360" w:lineRule="auto"/>
+        <w:ind w:firstLine="709"/>
         <w:rPr>
           <w:sz w:val="24"/>
           <w:szCs w:val="24"/>
         </w:rPr>
-        <w:t>tech</w:t>
-      </w:r>
-      <w:proofErr w:type="spellEnd"/>
+      </w:pPr>
       <w:r>
         <w:rPr>
           <w:sz w:val="24"/>
           <w:szCs w:val="24"/>
         </w:rPr>
-        <w:t>) — цифровые инструменты и программные решения, направленные на автоматизацию и оптимизацию HR-процессов.</w:t>
+        <w:t>Векторные представления (Embeddings/Эмбеддинги) — преобразование слов или текстов в математические векторы (наборы чисел). Семантически похожие тексты в таком представлении имеют близкие координаты в многомерном пространстве.</w:t>
       </w:r>
     </w:p>
     <w:p>
@@ -2043,7 +2034,7 @@
           <w:sz w:val="24"/>
           <w:szCs w:val="24"/>
         </w:rPr>
-        <w:t>Скрининг резюме — процесс первичного отбора кандидатов на основе анализа их резюме на соответствие минимальным требованиям вакансии.</w:t>
+        <w:t>Косинусное сходство (Cosine Similarity) — метрика, используемая для определения степени близости двух векторов. Вычисляется как косинус угла между ними: значение близкое к 1 означает высокую схожесть смыслов.</w:t>
       </w:r>
     </w:p>
     <w:p>
@@ -2060,7 +2051,7 @@
           <w:sz w:val="24"/>
           <w:szCs w:val="24"/>
         </w:rPr>
-        <w:t>NLP (Natural Language Processing) — обработка естественного языка. Направление искусственного интеллекта, изучающее методы анализа и синтеза текстов на человеческих языках.</w:t>
+        <w:t>Лемматизация — процесс приведения слова к его начальной (словарной) форме (лемме). Например, для слова «разрабатываю» леммой будет «разрабатывать».</w:t>
       </w:r>
     </w:p>
     <w:p>
@@ -2072,211 +2063,29 @@
           <w:szCs w:val="24"/>
         </w:rPr>
       </w:pPr>
-      <w:proofErr w:type="spellStart"/>
       <w:r>
         <w:rPr>
           <w:sz w:val="24"/>
           <w:szCs w:val="24"/>
         </w:rPr>
-        <w:t>Батч</w:t>
-      </w:r>
-      <w:proofErr w:type="spellEnd"/>
-      <w:r>
+        <w:t>Стоп-слова — слова, которые не несут самостоятельного смысла и часто встречаются в текстах (предлоги, союзы, местоимения). В проекте также выделены HR-специфичные стоп-слова (например, «опыт», «компания»).</w:t>
+      </w:r>
+    </w:p>
+    <w:p>
+      <w:pPr>
+        <w:spacing w:line="360" w:lineRule="auto"/>
+        <w:ind w:firstLine="709"/>
         <w:rPr>
           <w:sz w:val="24"/>
           <w:szCs w:val="24"/>
         </w:rPr>
-        <w:t xml:space="preserve"> (</w:t>
-      </w:r>
-      <w:proofErr w:type="spellStart"/>
+      </w:pPr>
       <w:r>
         <w:rPr>
           <w:sz w:val="24"/>
           <w:szCs w:val="24"/>
         </w:rPr>
-        <w:t>Batch</w:t>
-      </w:r>
-      <w:proofErr w:type="spellEnd"/>
-      <w:r>
-        <w:rPr>
-          <w:sz w:val="24"/>
-          <w:szCs w:val="24"/>
-        </w:rPr>
-        <w:t>) — группа обучающих примеров, которая подается в нейронную сеть одновременно за один шаг обучения.</w:t>
-      </w:r>
-    </w:p>
-    <w:p>
-      <w:pPr>
-        <w:spacing w:line="360" w:lineRule="auto"/>
-        <w:ind w:firstLine="709"/>
-        <w:rPr>
-          <w:sz w:val="24"/>
-          <w:szCs w:val="24"/>
-        </w:rPr>
-      </w:pPr>
-      <w:r>
-        <w:rPr>
-          <w:sz w:val="24"/>
-          <w:szCs w:val="24"/>
-        </w:rPr>
-        <w:t>Векторные представления (</w:t>
-      </w:r>
-      <w:proofErr w:type="spellStart"/>
-      <w:r>
-        <w:rPr>
-          <w:sz w:val="24"/>
-          <w:szCs w:val="24"/>
-        </w:rPr>
-        <w:t>Embeddings</w:t>
-      </w:r>
-      <w:proofErr w:type="spellEnd"/>
-      <w:r>
-        <w:rPr>
-          <w:sz w:val="24"/>
-          <w:szCs w:val="24"/>
-        </w:rPr>
-        <w:t>/</w:t>
-      </w:r>
-      <w:proofErr w:type="spellStart"/>
-      <w:r>
-        <w:rPr>
-          <w:sz w:val="24"/>
-          <w:szCs w:val="24"/>
-        </w:rPr>
-        <w:t>Эмбеддинги</w:t>
-      </w:r>
-      <w:proofErr w:type="spellEnd"/>
-      <w:r>
-        <w:rPr>
-          <w:sz w:val="24"/>
-          <w:szCs w:val="24"/>
-        </w:rPr>
-        <w:t>) — преобразование слов или текстов в математические векторы (наборы чисел). Семантически похожие тексты в таком представлении имеют близкие координаты в многомерном пространстве.</w:t>
-      </w:r>
-    </w:p>
-    <w:p>
-      <w:pPr>
-        <w:spacing w:line="360" w:lineRule="auto"/>
-        <w:ind w:firstLine="709"/>
-        <w:rPr>
-          <w:sz w:val="24"/>
-          <w:szCs w:val="24"/>
-        </w:rPr>
-      </w:pPr>
-      <w:r>
-        <w:rPr>
-          <w:sz w:val="24"/>
-          <w:szCs w:val="24"/>
-        </w:rPr>
-        <w:t>Косинусное сходство (</w:t>
-      </w:r>
-      <w:proofErr w:type="spellStart"/>
-      <w:r>
-        <w:rPr>
-          <w:sz w:val="24"/>
-          <w:szCs w:val="24"/>
-        </w:rPr>
-        <w:t>Cosine</w:t>
-      </w:r>
-      <w:proofErr w:type="spellEnd"/>
-      <w:r>
-        <w:rPr>
-          <w:sz w:val="24"/>
-          <w:szCs w:val="24"/>
-        </w:rPr>
-        <w:t xml:space="preserve"> </w:t>
-      </w:r>
-      <w:proofErr w:type="spellStart"/>
-      <w:r>
-        <w:rPr>
-          <w:sz w:val="24"/>
-          <w:szCs w:val="24"/>
-        </w:rPr>
-        <w:t>Similarity</w:t>
-      </w:r>
-      <w:proofErr w:type="spellEnd"/>
-      <w:r>
-        <w:rPr>
-          <w:sz w:val="24"/>
-          <w:szCs w:val="24"/>
-        </w:rPr>
-        <w:t>) — метрика, используемая для определения степени близости двух векторов. Вычисляется как косинус угла между ними: значение близкое к 1 означает высокую схожесть смыслов.</w:t>
-      </w:r>
-    </w:p>
-    <w:p>
-      <w:pPr>
-        <w:spacing w:line="360" w:lineRule="auto"/>
-        <w:ind w:firstLine="709"/>
-        <w:rPr>
-          <w:sz w:val="24"/>
-          <w:szCs w:val="24"/>
-        </w:rPr>
-      </w:pPr>
-      <w:proofErr w:type="spellStart"/>
-      <w:r>
-        <w:rPr>
-          <w:sz w:val="24"/>
-          <w:szCs w:val="24"/>
-        </w:rPr>
-        <w:t>Лемматизация</w:t>
-      </w:r>
-      <w:proofErr w:type="spellEnd"/>
-      <w:r>
-        <w:rPr>
-          <w:sz w:val="24"/>
-          <w:szCs w:val="24"/>
-        </w:rPr>
-        <w:t xml:space="preserve"> — процесс приведения слова к его начальной (словарной) форме (лемме). Например, для слова «разрабатываю» леммой будет «разрабатывать».</w:t>
-      </w:r>
-    </w:p>
-    <w:p>
-      <w:pPr>
-        <w:spacing w:line="360" w:lineRule="auto"/>
-        <w:ind w:firstLine="709"/>
-        <w:rPr>
-          <w:sz w:val="24"/>
-          <w:szCs w:val="24"/>
-        </w:rPr>
-      </w:pPr>
-      <w:r>
-        <w:rPr>
-          <w:sz w:val="24"/>
-          <w:szCs w:val="24"/>
-        </w:rPr>
-        <w:t>Стоп-слова — слова, которые не несут самостоятельного смысла и часто встречаются в текстах (предлоги, союзы, местоимения). В проекте также выделены HR-специфичные стоп-слова (например, «опыт», «компания»).</w:t>
-      </w:r>
-    </w:p>
-    <w:p>
-      <w:pPr>
-        <w:spacing w:line="360" w:lineRule="auto"/>
-        <w:ind w:firstLine="709"/>
-        <w:rPr>
-          <w:sz w:val="24"/>
-          <w:szCs w:val="24"/>
-        </w:rPr>
-      </w:pPr>
-      <w:r>
-        <w:rPr>
-          <w:sz w:val="24"/>
-          <w:szCs w:val="24"/>
-        </w:rPr>
-        <w:t>Триплеты (</w:t>
-      </w:r>
-      <w:proofErr w:type="spellStart"/>
-      <w:r>
-        <w:rPr>
-          <w:sz w:val="24"/>
-          <w:szCs w:val="24"/>
-        </w:rPr>
-        <w:t>Triplets</w:t>
-      </w:r>
-      <w:proofErr w:type="spellEnd"/>
-      <w:r>
-        <w:rPr>
-          <w:sz w:val="24"/>
-          <w:szCs w:val="24"/>
-        </w:rPr>
-        <w:t>) — формат данных для обучения, состоящий из трех элементов: якорь (вакансия), позитивный пример (подходящее резюме) и негативный пример (неподходящее резюме).</w:t>
+        <w:t>Триплеты (Triplets) — формат данных для обучения, состоящий из трех элементов: якорь (вакансия), позитивный пример (подходящее резюме) и негативный пример (неподходящее резюме).</w:t>
       </w:r>
     </w:p>
     <w:p>
@@ -2297,87 +2106,7 @@
           <w:szCs w:val="24"/>
         </w:rPr>
         <w:lastRenderedPageBreak/>
-        <w:t>BERT (</w:t>
-      </w:r>
-      <w:proofErr w:type="spellStart"/>
-      <w:r>
-        <w:rPr>
-          <w:sz w:val="24"/>
-          <w:szCs w:val="24"/>
-        </w:rPr>
-        <w:t>Bidirectional</w:t>
-      </w:r>
-      <w:proofErr w:type="spellEnd"/>
-      <w:r>
-        <w:rPr>
-          <w:sz w:val="24"/>
-          <w:szCs w:val="24"/>
-        </w:rPr>
-        <w:t xml:space="preserve"> </w:t>
-      </w:r>
-      <w:proofErr w:type="spellStart"/>
-      <w:r>
-        <w:rPr>
-          <w:sz w:val="24"/>
-          <w:szCs w:val="24"/>
-        </w:rPr>
-        <w:t>Encoder</w:t>
-      </w:r>
-      <w:proofErr w:type="spellEnd"/>
-      <w:r>
-        <w:rPr>
-          <w:sz w:val="24"/>
-          <w:szCs w:val="24"/>
-        </w:rPr>
-        <w:t xml:space="preserve"> </w:t>
-      </w:r>
-      <w:proofErr w:type="spellStart"/>
-      <w:r>
-        <w:rPr>
-          <w:sz w:val="24"/>
-          <w:szCs w:val="24"/>
-        </w:rPr>
-        <w:t>Representations</w:t>
-      </w:r>
-      <w:proofErr w:type="spellEnd"/>
-      <w:r>
-        <w:rPr>
-          <w:sz w:val="24"/>
-          <w:szCs w:val="24"/>
-        </w:rPr>
-        <w:t xml:space="preserve"> </w:t>
-      </w:r>
-      <w:proofErr w:type="spellStart"/>
-      <w:r>
-        <w:rPr>
-          <w:sz w:val="24"/>
-          <w:szCs w:val="24"/>
-        </w:rPr>
-        <w:t>from</w:t>
-      </w:r>
-      <w:proofErr w:type="spellEnd"/>
-      <w:r>
-        <w:rPr>
-          <w:sz w:val="24"/>
-          <w:szCs w:val="24"/>
-        </w:rPr>
-        <w:t xml:space="preserve"> </w:t>
-      </w:r>
-      <w:proofErr w:type="spellStart"/>
-      <w:r>
-        <w:rPr>
-          <w:sz w:val="24"/>
-          <w:szCs w:val="24"/>
-        </w:rPr>
-        <w:t>Transformers</w:t>
-      </w:r>
-      <w:proofErr w:type="spellEnd"/>
-      <w:r>
-        <w:rPr>
-          <w:sz w:val="24"/>
-          <w:szCs w:val="24"/>
-        </w:rPr>
-        <w:t>) — нейросетевая модель от Google, которая обучается понимать контекст слов, «читая» текст одновременно слева направо и справа налево.</w:t>
+        <w:t>BERT (Bidirectional Encoder Representations from Transformers) — нейросетевая модель от Google, которая обучается понимать контекст слов, «читая» текст одновременно слева направо и справа налево.</w:t>
       </w:r>
     </w:p>
     <w:p>
@@ -2392,37 +2121,12 @@
           <w:szCs w:val="24"/>
         </w:rPr>
       </w:pPr>
-      <w:proofErr w:type="spellStart"/>
       <w:r>
         <w:rPr>
           <w:sz w:val="24"/>
           <w:szCs w:val="24"/>
         </w:rPr>
-        <w:t>Sentence</w:t>
-      </w:r>
-      <w:proofErr w:type="spellEnd"/>
-      <w:r>
-        <w:rPr>
-          <w:sz w:val="24"/>
-          <w:szCs w:val="24"/>
-        </w:rPr>
-        <w:t xml:space="preserve">-BERT (SBERT) — модификация модели BERT, оптимизированная для создания </w:t>
-      </w:r>
-      <w:proofErr w:type="spellStart"/>
-      <w:r>
-        <w:rPr>
-          <w:sz w:val="24"/>
-          <w:szCs w:val="24"/>
-        </w:rPr>
-        <w:t>эмбеддингов</w:t>
-      </w:r>
-      <w:proofErr w:type="spellEnd"/>
-      <w:r>
-        <w:rPr>
-          <w:sz w:val="24"/>
-          <w:szCs w:val="24"/>
-        </w:rPr>
-        <w:t xml:space="preserve"> целых предложений и документов, что позволяет быстро сравнивать их между собой.</w:t>
+        <w:t>Sentence-BERT (SBERT) — модификация модели BERT, оптимизированная для создания эмбеддингов целых предложений и документов, что позволяет быстро сравнивать их между собой.</w:t>
       </w:r>
     </w:p>
     <w:p>
@@ -2437,37 +2141,12 @@
           <w:szCs w:val="24"/>
         </w:rPr>
       </w:pPr>
-      <w:proofErr w:type="spellStart"/>
       <w:r>
         <w:rPr>
           <w:sz w:val="24"/>
           <w:szCs w:val="24"/>
         </w:rPr>
-        <w:t>Transformer</w:t>
-      </w:r>
-      <w:proofErr w:type="spellEnd"/>
-      <w:r>
-        <w:rPr>
-          <w:sz w:val="24"/>
-          <w:szCs w:val="24"/>
-        </w:rPr>
-        <w:t xml:space="preserve"> (Трансформер) — современная архитектура нейронных сетей, основанная на механизме «внимания» (</w:t>
-      </w:r>
-      <w:proofErr w:type="spellStart"/>
-      <w:r>
-        <w:rPr>
-          <w:sz w:val="24"/>
-          <w:szCs w:val="24"/>
-        </w:rPr>
-        <w:t>attention</w:t>
-      </w:r>
-      <w:proofErr w:type="spellEnd"/>
-      <w:r>
-        <w:rPr>
-          <w:sz w:val="24"/>
-          <w:szCs w:val="24"/>
-        </w:rPr>
-        <w:t>), который позволяет модели фокусироваться на наиболее значимых частях текста.</w:t>
+        <w:t>Transformer (Трансформер) — современная архитектура нейронных сетей, основанная на механизме «внимания» (attention), который позволяет модели фокусироваться на наиболее значимых частях текста.</w:t>
       </w:r>
     </w:p>
     <w:p>
@@ -2487,39 +2166,7 @@
           <w:sz w:val="24"/>
           <w:szCs w:val="24"/>
         </w:rPr>
-        <w:t>Fine-</w:t>
-      </w:r>
-      <w:proofErr w:type="spellStart"/>
-      <w:r>
-        <w:rPr>
-          <w:sz w:val="24"/>
-          <w:szCs w:val="24"/>
-        </w:rPr>
-        <w:t>tuning</w:t>
-      </w:r>
-      <w:proofErr w:type="spellEnd"/>
-      <w:r>
-        <w:rPr>
-          <w:sz w:val="24"/>
-          <w:szCs w:val="24"/>
-        </w:rPr>
-        <w:t xml:space="preserve"> (Дообучение) — процесс настройки </w:t>
-      </w:r>
-      <w:proofErr w:type="spellStart"/>
-      <w:r>
-        <w:rPr>
-          <w:sz w:val="24"/>
-          <w:szCs w:val="24"/>
-        </w:rPr>
-        <w:t>предобученной</w:t>
-      </w:r>
-      <w:proofErr w:type="spellEnd"/>
-      <w:r>
-        <w:rPr>
-          <w:sz w:val="24"/>
-          <w:szCs w:val="24"/>
-        </w:rPr>
-        <w:t xml:space="preserve"> модели на специфическом наборе данных (в данном случае — на HR-текстах) для улучшения точности в конкретной задаче.</w:t>
+        <w:t>Fine-tuning (Дообучение) — процесс настройки предобученной модели на специфическом наборе данных (в данном случае — на HR-текстах) для улучшения точности в конкретной задаче.</w:t>
       </w:r>
     </w:p>
     <w:p>
@@ -2534,21 +2181,12 @@
           <w:szCs w:val="24"/>
         </w:rPr>
       </w:pPr>
-      <w:proofErr w:type="spellStart"/>
       <w:r>
         <w:rPr>
           <w:sz w:val="24"/>
           <w:szCs w:val="24"/>
         </w:rPr>
-        <w:t>MultipleNegativesRankingLoss</w:t>
-      </w:r>
-      <w:proofErr w:type="spellEnd"/>
-      <w:r>
-        <w:rPr>
-          <w:sz w:val="24"/>
-          <w:szCs w:val="24"/>
-        </w:rPr>
-        <w:t xml:space="preserve"> — функция потерь, используемая при обучении нейросети, которая эффективно настраивает модель на сопоставление похожих объектов и разделение непохожих.</w:t>
+        <w:t>MultipleNegativesRankingLoss — функция потерь, используемая при обучении нейросети, которая эффективно настраивает модель на сопоставление похожих объектов и разделение непохожих.</w:t>
       </w:r>
     </w:p>
     <w:p>
@@ -2568,23 +2206,7 @@
           <w:sz w:val="24"/>
           <w:szCs w:val="24"/>
         </w:rPr>
-        <w:t xml:space="preserve">NLTK (Natural Language </w:t>
-      </w:r>
-      <w:proofErr w:type="spellStart"/>
-      <w:r>
-        <w:rPr>
-          <w:sz w:val="24"/>
-          <w:szCs w:val="24"/>
-        </w:rPr>
-        <w:t>Toolkit</w:t>
-      </w:r>
-      <w:proofErr w:type="spellEnd"/>
-      <w:r>
-        <w:rPr>
-          <w:sz w:val="24"/>
-          <w:szCs w:val="24"/>
-        </w:rPr>
-        <w:t>) — одна из ведущих библиотек Python для работы с данными на естественном языке.</w:t>
+        <w:t>NLTK (Natural Language Toolkit) — одна из ведущих библиотек Python для работы с данными на естественном языке.</w:t>
       </w:r>
     </w:p>
     <w:p>
@@ -2604,23 +2226,7 @@
           <w:sz w:val="24"/>
           <w:szCs w:val="24"/>
         </w:rPr>
-        <w:t xml:space="preserve">PyMorphy2 — библиотека для морфологического анализа слов, используемая в проекте для </w:t>
-      </w:r>
-      <w:proofErr w:type="spellStart"/>
-      <w:r>
-        <w:rPr>
-          <w:sz w:val="24"/>
-          <w:szCs w:val="24"/>
-        </w:rPr>
-        <w:t>лемматизации</w:t>
-      </w:r>
-      <w:proofErr w:type="spellEnd"/>
-      <w:r>
-        <w:rPr>
-          <w:sz w:val="24"/>
-          <w:szCs w:val="24"/>
-        </w:rPr>
-        <w:t xml:space="preserve"> русскоязычных текстов.</w:t>
+        <w:t>PyMorphy2 — библиотека для морфологического анализа слов, используемая в проекте для лемматизации русскоязычных текстов.</w:t>
       </w:r>
     </w:p>
     <w:p>
@@ -2635,21 +2241,12 @@
           <w:szCs w:val="24"/>
         </w:rPr>
       </w:pPr>
-      <w:proofErr w:type="spellStart"/>
       <w:r>
         <w:rPr>
           <w:sz w:val="24"/>
           <w:szCs w:val="24"/>
         </w:rPr>
-        <w:t>PyTorch</w:t>
-      </w:r>
-      <w:proofErr w:type="spellEnd"/>
-      <w:r>
-        <w:rPr>
-          <w:sz w:val="24"/>
-          <w:szCs w:val="24"/>
-        </w:rPr>
-        <w:t xml:space="preserve"> — библиотека с открытым исходным кодом для машинного обучения, на которой производятся тензорные вычисления и обучение моделей.</w:t>
+        <w:t>PyTorch — библиотека с открытым исходным кодом для машинного обучения, на которой производятся тензорные вычисления и обучение моделей.</w:t>
       </w:r>
     </w:p>
     <w:p>
@@ -2664,21 +2261,12 @@
           <w:szCs w:val="24"/>
         </w:rPr>
       </w:pPr>
-      <w:proofErr w:type="spellStart"/>
       <w:r>
         <w:rPr>
           <w:sz w:val="24"/>
           <w:szCs w:val="24"/>
         </w:rPr>
-        <w:t>Sentence-transformers</w:t>
-      </w:r>
-      <w:proofErr w:type="spellEnd"/>
-      <w:r>
-        <w:rPr>
-          <w:sz w:val="24"/>
-          <w:szCs w:val="24"/>
-        </w:rPr>
-        <w:t xml:space="preserve"> — Python-фреймворк для использования и настройки моделей SBERT.</w:t>
+        <w:t>Sentence-transformers — Python-фреймворк для использования и настройки моделей SBERT.</w:t>
       </w:r>
     </w:p>
     <w:p>
@@ -2693,21 +2281,12 @@
           <w:szCs w:val="24"/>
         </w:rPr>
       </w:pPr>
-      <w:proofErr w:type="spellStart"/>
       <w:r>
         <w:rPr>
           <w:sz w:val="24"/>
           <w:szCs w:val="24"/>
         </w:rPr>
-        <w:t>Streamlit</w:t>
-      </w:r>
-      <w:proofErr w:type="spellEnd"/>
-      <w:r>
-        <w:rPr>
-          <w:sz w:val="24"/>
-          <w:szCs w:val="24"/>
-        </w:rPr>
-        <w:t xml:space="preserve"> — библиотека для создания интерактивных веб-интерфейсов на языке Python, используемая для визуализации результатов анализа.</w:t>
+        <w:t>Streamlit — библиотека для создания интерактивных веб-интерфейсов на языке Python, используемая для визуализации результатов анализа.</w:t>
       </w:r>
     </w:p>
     <w:p>
@@ -2718,21 +2297,12 @@
         <w:spacing w:after="160" w:line="360" w:lineRule="auto"/>
         <w:ind w:firstLine="709"/>
       </w:pPr>
-      <w:proofErr w:type="spellStart"/>
       <w:r>
         <w:rPr>
           <w:sz w:val="24"/>
           <w:szCs w:val="24"/>
         </w:rPr>
-        <w:t>pdfplumber</w:t>
-      </w:r>
-      <w:proofErr w:type="spellEnd"/>
-      <w:r>
-        <w:rPr>
-          <w:sz w:val="24"/>
-          <w:szCs w:val="24"/>
-        </w:rPr>
-        <w:t xml:space="preserve"> — инструмент для извлечения текста и данных из PDF-документов.</w:t>
+        <w:t>pdfplumber — инструмент для извлечения текста и данных из PDF-документов.</w:t>
       </w:r>
       <w:r>
         <w:br w:type="page"/>
@@ -2772,73 +2342,25 @@
           <w:sz w:val="28"/>
           <w:szCs w:val="28"/>
         </w:rPr>
-        <w:t xml:space="preserve">В ходе выполнения курсового проекта был разработан полнофункциональный веб-сервис для автоматизированного анализа соответствия резюме требованиям вакансии на основе технологий обработки естественного языка и нейросетевых семантических </w:t>
-      </w:r>
-      <w:proofErr w:type="spellStart"/>
-      <w:r>
-        <w:rPr>
-          <w:sz w:val="28"/>
-          <w:szCs w:val="28"/>
-        </w:rPr>
-        <w:t>эмбеддингов</w:t>
-      </w:r>
-      <w:proofErr w:type="spellEnd"/>
-      <w:r>
-        <w:rPr>
-          <w:sz w:val="28"/>
-          <w:szCs w:val="28"/>
-        </w:rPr>
-        <w:t>.</w:t>
-      </w:r>
-    </w:p>
-    <w:p>
-      <w:pPr>
-        <w:spacing w:line="360" w:lineRule="auto"/>
-        <w:ind w:firstLine="709"/>
-        <w:jc w:val="both"/>
-        <w:rPr>
-          <w:sz w:val="28"/>
-          <w:szCs w:val="28"/>
-        </w:rPr>
-      </w:pPr>
-      <w:r>
-        <w:rPr>
-          <w:sz w:val="28"/>
-          <w:szCs w:val="28"/>
-        </w:rPr>
-        <w:t xml:space="preserve">В рамках теоретической части был изучен современный контекст применения AI в HR-технологиях, рассмотрены принципы работы </w:t>
-      </w:r>
-      <w:proofErr w:type="spellStart"/>
-      <w:r>
-        <w:rPr>
-          <w:sz w:val="28"/>
-          <w:szCs w:val="28"/>
-        </w:rPr>
-        <w:t>трансформерной</w:t>
-      </w:r>
-      <w:proofErr w:type="spellEnd"/>
-      <w:r>
-        <w:rPr>
-          <w:sz w:val="28"/>
-          <w:szCs w:val="28"/>
-        </w:rPr>
-        <w:t xml:space="preserve"> архитектуры, векторных представлений текстов и модели </w:t>
-      </w:r>
-      <w:proofErr w:type="spellStart"/>
-      <w:r>
-        <w:rPr>
-          <w:sz w:val="28"/>
-          <w:szCs w:val="28"/>
-        </w:rPr>
-        <w:t>Sentence</w:t>
-      </w:r>
-      <w:proofErr w:type="spellEnd"/>
-      <w:r>
-        <w:rPr>
-          <w:sz w:val="28"/>
-          <w:szCs w:val="28"/>
-        </w:rPr>
-        <w:t>-BERT, проведён сравнительный анализ существующих решений в области автоматизации рекрутинга.</w:t>
+        <w:t>В ходе выполнения курсового проекта был разработан полнофункциональный веб-сервис для автоматизированного анализа соответствия резюме требованиям вакансии на основе технологий обработки естественного языка и нейросетевых семантических эмбеддингов.</w:t>
+      </w:r>
+    </w:p>
+    <w:p>
+      <w:pPr>
+        <w:spacing w:line="360" w:lineRule="auto"/>
+        <w:ind w:firstLine="709"/>
+        <w:jc w:val="both"/>
+        <w:rPr>
+          <w:sz w:val="28"/>
+          <w:szCs w:val="28"/>
+        </w:rPr>
+      </w:pPr>
+      <w:r>
+        <w:rPr>
+          <w:sz w:val="28"/>
+          <w:szCs w:val="28"/>
+        </w:rPr>
+        <w:t>В рамках теоретической части был изучен современный контекст применения AI в HR-технологиях, рассмотрены принципы работы трансформерной архитектуры, векторных представлений текстов и модели Sentence-BERT, проведён сравнительный анализ существующих решений в области автоматизации рекрутинга.</w:t>
       </w:r>
     </w:p>
     <w:p>
@@ -2908,39 +2430,7 @@
           <w:szCs w:val="28"/>
         </w:rPr>
         <w:tab/>
-        <w:t xml:space="preserve">Скрипт train_model.py — процедура </w:t>
-      </w:r>
-      <w:proofErr w:type="spellStart"/>
-      <w:r>
-        <w:rPr>
-          <w:sz w:val="28"/>
-          <w:szCs w:val="28"/>
-        </w:rPr>
-        <w:t>fine-tuning</w:t>
-      </w:r>
-      <w:proofErr w:type="spellEnd"/>
-      <w:r>
-        <w:rPr>
-          <w:sz w:val="28"/>
-          <w:szCs w:val="28"/>
-        </w:rPr>
-        <w:t xml:space="preserve"> языковой модели с использованием </w:t>
-      </w:r>
-      <w:proofErr w:type="spellStart"/>
-      <w:r>
-        <w:rPr>
-          <w:sz w:val="28"/>
-          <w:szCs w:val="28"/>
-        </w:rPr>
-        <w:t>MultipleNegativesRankingLoss</w:t>
-      </w:r>
-      <w:proofErr w:type="spellEnd"/>
-      <w:r>
-        <w:rPr>
-          <w:sz w:val="28"/>
-          <w:szCs w:val="28"/>
-        </w:rPr>
-        <w:t>, позволяющая адаптировать модель к специфике HR-текстов;</w:t>
+        <w:t>Скрипт train_model.py — процедура fine-tuning языковой модели с использованием MultipleNegativesRankingLoss, позволяющая адаптировать модель к специфике HR-текстов;</w:t>
       </w:r>
     </w:p>
     <w:p>
@@ -2966,23 +2456,7 @@
           <w:szCs w:val="28"/>
         </w:rPr>
         <w:tab/>
-        <w:t xml:space="preserve">Модуль utils.py — ядро NLP-обработки, реализующее </w:t>
-      </w:r>
-      <w:proofErr w:type="spellStart"/>
-      <w:r>
-        <w:rPr>
-          <w:sz w:val="28"/>
-          <w:szCs w:val="28"/>
-        </w:rPr>
-        <w:t>лемматизацию</w:t>
-      </w:r>
-      <w:proofErr w:type="spellEnd"/>
-      <w:r>
-        <w:rPr>
-          <w:sz w:val="28"/>
-          <w:szCs w:val="28"/>
-        </w:rPr>
-        <w:t>, фильтрацию стоп-слов, кэшированную загрузку модели, вычисление косинусного сходства и извлечение ключевых навыков с приоритизацией IT-терминов;</w:t>
+        <w:t>Модуль utils.py — ядро NLP-обработки, реализующее лемматизацию, фильтрацию стоп-слов, кэшированную загрузку модели, вычисление косинусного сходства и извлечение ключевых навыков с приоритизацией IT-терминов;</w:t>
       </w:r>
     </w:p>
     <w:p>
@@ -3008,23 +2482,7 @@
           <w:szCs w:val="28"/>
         </w:rPr>
         <w:tab/>
-        <w:t xml:space="preserve">Приложение app.py — интерактивный веб-интерфейс на </w:t>
-      </w:r>
-      <w:proofErr w:type="spellStart"/>
-      <w:r>
-        <w:rPr>
-          <w:sz w:val="28"/>
-          <w:szCs w:val="28"/>
-        </w:rPr>
-        <w:t>Streamlit</w:t>
-      </w:r>
-      <w:proofErr w:type="spellEnd"/>
-      <w:r>
-        <w:rPr>
-          <w:sz w:val="28"/>
-          <w:szCs w:val="28"/>
-        </w:rPr>
-        <w:t>, поддерживающий ввод текстов вручную и загрузку PDF/TXT-файлов.</w:t>
+        <w:t>Приложение app.py — интерактивный веб-интерфейс на Streamlit, поддерживающий ввод текстов вручную и загрузку PDF/TXT-файлов.</w:t>
       </w:r>
     </w:p>
     <w:p>
@@ -3123,9 +2581,23 @@
           <w:szCs w:val="28"/>
         </w:rPr>
         <w:lastRenderedPageBreak/>
-        <w:t>1. ТЕОРЕТИЧЕСКАЯ ЧАСТЬ</w:t>
+        <w:t xml:space="preserve">1. </w:t>
       </w:r>
       <w:bookmarkEnd w:id="2"/>
+      <w:r>
+        <w:rPr>
+          <w:rFonts w:cs="Times New Roman"/>
+          <w:szCs w:val="28"/>
+        </w:rPr>
+        <w:t>Исследовательская</w:t>
+      </w:r>
+      <w:r>
+        <w:rPr>
+          <w:rFonts w:cs="Times New Roman"/>
+          <w:szCs w:val="28"/>
+        </w:rPr>
+        <w:t xml:space="preserve"> часть</w:t>
+      </w:r>
     </w:p>
     <w:p>
       <w:pPr>
@@ -3185,39 +2657,7 @@
           <w:sz w:val="28"/>
           <w:szCs w:val="28"/>
         </w:rPr>
-        <w:t>Традиционные системы отслеживания кандидатов (</w:t>
-      </w:r>
-      <w:proofErr w:type="spellStart"/>
-      <w:r>
-        <w:rPr>
-          <w:sz w:val="28"/>
-          <w:szCs w:val="28"/>
-        </w:rPr>
-        <w:t>Applicant</w:t>
-      </w:r>
-      <w:proofErr w:type="spellEnd"/>
-      <w:r>
-        <w:rPr>
-          <w:sz w:val="28"/>
-          <w:szCs w:val="28"/>
-        </w:rPr>
-        <w:t xml:space="preserve"> </w:t>
-      </w:r>
-      <w:proofErr w:type="spellStart"/>
-      <w:r>
-        <w:rPr>
-          <w:sz w:val="28"/>
-          <w:szCs w:val="28"/>
-        </w:rPr>
-        <w:t>Tracking</w:t>
-      </w:r>
-      <w:proofErr w:type="spellEnd"/>
-      <w:r>
-        <w:rPr>
-          <w:sz w:val="28"/>
-          <w:szCs w:val="28"/>
-        </w:rPr>
-        <w:t xml:space="preserve"> System, ATS) частично автоматизируют этот процесс, однако большинство из них работает на основе простого совпадения ключевых слов. Такой подход имеет очевидные ограничения: он не учитывает синонимов, аббревиатур, транслитерации и контекстуальных связей между понятиями. Кандидат с навыком «ML-инженер» может не пройти фильтр вакансии «Machine Learning разработчик», хотя описывает тот же профиль.</w:t>
+        <w:t>Традиционные системы отслеживания кандидатов (Applicant Tracking System, ATS) частично автоматизируют этот процесс, однако большинство из них работает на основе простого совпадения ключевых слов. Такой подход имеет очевидные ограничения: он не учитывает синонимов, аббревиатур, транслитерации и контекстуальных связей между понятиями. Кандидат с навыком «ML-инженер» может не пройти фильтр вакансии «Machine Learning разработчик», хотя описывает тот же профиль.</w:t>
       </w:r>
     </w:p>
     <w:p>
@@ -3286,441 +2726,41 @@
           <w:sz w:val="28"/>
           <w:szCs w:val="28"/>
         </w:rPr>
-        <w:t xml:space="preserve">Ключевым прорывом последнего десятилетия стало появление </w:t>
-      </w:r>
-      <w:proofErr w:type="spellStart"/>
-      <w:r>
-        <w:rPr>
-          <w:sz w:val="28"/>
-          <w:szCs w:val="28"/>
-        </w:rPr>
-        <w:t>трансформерной</w:t>
-      </w:r>
-      <w:proofErr w:type="spellEnd"/>
-      <w:r>
-        <w:rPr>
-          <w:sz w:val="28"/>
-          <w:szCs w:val="28"/>
-        </w:rPr>
-        <w:t xml:space="preserve"> архитектуры (</w:t>
-      </w:r>
-      <w:proofErr w:type="spellStart"/>
-      <w:r>
-        <w:rPr>
-          <w:sz w:val="28"/>
-          <w:szCs w:val="28"/>
-        </w:rPr>
-        <w:t>Transformer</w:t>
-      </w:r>
-      <w:proofErr w:type="spellEnd"/>
-      <w:r>
-        <w:rPr>
-          <w:sz w:val="28"/>
-          <w:szCs w:val="28"/>
-        </w:rPr>
-        <w:t>), предложенной в статье «</w:t>
-      </w:r>
-      <w:proofErr w:type="spellStart"/>
-      <w:r>
-        <w:rPr>
-          <w:sz w:val="28"/>
-          <w:szCs w:val="28"/>
-        </w:rPr>
-        <w:t>Attention</w:t>
-      </w:r>
-      <w:proofErr w:type="spellEnd"/>
-      <w:r>
-        <w:rPr>
-          <w:sz w:val="28"/>
-          <w:szCs w:val="28"/>
-        </w:rPr>
-        <w:t xml:space="preserve"> </w:t>
-      </w:r>
-      <w:proofErr w:type="spellStart"/>
-      <w:r>
-        <w:rPr>
-          <w:sz w:val="28"/>
-          <w:szCs w:val="28"/>
-        </w:rPr>
-        <w:t>Is</w:t>
-      </w:r>
-      <w:proofErr w:type="spellEnd"/>
-      <w:r>
-        <w:rPr>
-          <w:sz w:val="28"/>
-          <w:szCs w:val="28"/>
-        </w:rPr>
-        <w:t xml:space="preserve"> All You </w:t>
-      </w:r>
-      <w:proofErr w:type="spellStart"/>
-      <w:r>
-        <w:rPr>
-          <w:sz w:val="28"/>
-          <w:szCs w:val="28"/>
-        </w:rPr>
-        <w:t>Need</w:t>
-      </w:r>
-      <w:proofErr w:type="spellEnd"/>
-      <w:r>
-        <w:rPr>
-          <w:sz w:val="28"/>
-          <w:szCs w:val="28"/>
-        </w:rPr>
-        <w:t>» (</w:t>
-      </w:r>
-      <w:proofErr w:type="spellStart"/>
-      <w:r>
-        <w:rPr>
-          <w:sz w:val="28"/>
-          <w:szCs w:val="28"/>
-        </w:rPr>
-        <w:t>Vaswani</w:t>
-      </w:r>
-      <w:proofErr w:type="spellEnd"/>
-      <w:r>
-        <w:rPr>
-          <w:sz w:val="28"/>
-          <w:szCs w:val="28"/>
-        </w:rPr>
-        <w:t xml:space="preserve"> </w:t>
-      </w:r>
-      <w:proofErr w:type="spellStart"/>
-      <w:r>
-        <w:rPr>
-          <w:sz w:val="28"/>
-          <w:szCs w:val="28"/>
-        </w:rPr>
-        <w:t>et</w:t>
-      </w:r>
-      <w:proofErr w:type="spellEnd"/>
-      <w:r>
-        <w:rPr>
-          <w:sz w:val="28"/>
-          <w:szCs w:val="28"/>
-        </w:rPr>
-        <w:t xml:space="preserve"> </w:t>
-      </w:r>
-      <w:proofErr w:type="spellStart"/>
-      <w:r>
-        <w:rPr>
-          <w:sz w:val="28"/>
-          <w:szCs w:val="28"/>
-        </w:rPr>
-        <w:t>al</w:t>
-      </w:r>
-      <w:proofErr w:type="spellEnd"/>
-      <w:r>
-        <w:rPr>
-          <w:sz w:val="28"/>
-          <w:szCs w:val="28"/>
-        </w:rPr>
-        <w:t xml:space="preserve">., 2017). Механизм </w:t>
-      </w:r>
-      <w:proofErr w:type="spellStart"/>
-      <w:r>
-        <w:rPr>
-          <w:sz w:val="28"/>
-          <w:szCs w:val="28"/>
-        </w:rPr>
-        <w:t>самовнимания</w:t>
-      </w:r>
-      <w:proofErr w:type="spellEnd"/>
-      <w:r>
-        <w:rPr>
-          <w:sz w:val="28"/>
-          <w:szCs w:val="28"/>
-        </w:rPr>
-        <w:t xml:space="preserve"> (</w:t>
-      </w:r>
-      <w:proofErr w:type="spellStart"/>
-      <w:r>
-        <w:rPr>
-          <w:sz w:val="28"/>
-          <w:szCs w:val="28"/>
-        </w:rPr>
-        <w:t>self-attention</w:t>
-      </w:r>
-      <w:proofErr w:type="spellEnd"/>
-      <w:r>
-        <w:rPr>
-          <w:sz w:val="28"/>
-          <w:szCs w:val="28"/>
-        </w:rPr>
-        <w:t>) позволяет модели учитывать контекст каждого слова относительно всех остальных слов предложения, что принципиально отличает трансформеры от предшествующих рекуррентных архитектур (RNN, LSTM).</w:t>
-      </w:r>
-    </w:p>
-    <w:p>
-      <w:pPr>
-        <w:spacing w:line="360" w:lineRule="auto"/>
-        <w:ind w:firstLine="709"/>
-        <w:rPr>
-          <w:sz w:val="28"/>
-          <w:szCs w:val="28"/>
-        </w:rPr>
-      </w:pPr>
-      <w:r>
-        <w:rPr>
-          <w:sz w:val="28"/>
-          <w:szCs w:val="28"/>
-        </w:rPr>
-        <w:t xml:space="preserve">На базе </w:t>
-      </w:r>
-      <w:proofErr w:type="spellStart"/>
-      <w:r>
-        <w:rPr>
-          <w:sz w:val="28"/>
-          <w:szCs w:val="28"/>
-        </w:rPr>
-        <w:t>трансформерной</w:t>
-      </w:r>
-      <w:proofErr w:type="spellEnd"/>
-      <w:r>
-        <w:rPr>
-          <w:sz w:val="28"/>
-          <w:szCs w:val="28"/>
-        </w:rPr>
-        <w:t xml:space="preserve"> архитектуры была разработана модель BERT (</w:t>
-      </w:r>
-      <w:proofErr w:type="spellStart"/>
-      <w:r>
-        <w:rPr>
-          <w:sz w:val="28"/>
-          <w:szCs w:val="28"/>
-        </w:rPr>
-        <w:t>Bidirectional</w:t>
-      </w:r>
-      <w:proofErr w:type="spellEnd"/>
-      <w:r>
-        <w:rPr>
-          <w:sz w:val="28"/>
-          <w:szCs w:val="28"/>
-        </w:rPr>
-        <w:t xml:space="preserve"> </w:t>
-      </w:r>
-      <w:proofErr w:type="spellStart"/>
-      <w:r>
-        <w:rPr>
-          <w:sz w:val="28"/>
-          <w:szCs w:val="28"/>
-        </w:rPr>
-        <w:t>Encoder</w:t>
-      </w:r>
-      <w:proofErr w:type="spellEnd"/>
-      <w:r>
-        <w:rPr>
-          <w:sz w:val="28"/>
-          <w:szCs w:val="28"/>
-        </w:rPr>
-        <w:t xml:space="preserve"> </w:t>
-      </w:r>
-      <w:proofErr w:type="spellStart"/>
-      <w:r>
-        <w:rPr>
-          <w:sz w:val="28"/>
-          <w:szCs w:val="28"/>
-        </w:rPr>
-        <w:t>Representations</w:t>
-      </w:r>
-      <w:proofErr w:type="spellEnd"/>
-      <w:r>
-        <w:rPr>
-          <w:sz w:val="28"/>
-          <w:szCs w:val="28"/>
-        </w:rPr>
-        <w:t xml:space="preserve"> </w:t>
-      </w:r>
-      <w:proofErr w:type="spellStart"/>
-      <w:r>
-        <w:rPr>
-          <w:sz w:val="28"/>
-          <w:szCs w:val="28"/>
-        </w:rPr>
-        <w:t>from</w:t>
-      </w:r>
-      <w:proofErr w:type="spellEnd"/>
-      <w:r>
-        <w:rPr>
-          <w:sz w:val="28"/>
-          <w:szCs w:val="28"/>
-        </w:rPr>
-        <w:t xml:space="preserve"> </w:t>
-      </w:r>
-      <w:proofErr w:type="spellStart"/>
-      <w:r>
-        <w:rPr>
-          <w:sz w:val="28"/>
-          <w:szCs w:val="28"/>
-        </w:rPr>
-        <w:t>Transformers</w:t>
-      </w:r>
-      <w:proofErr w:type="spellEnd"/>
-      <w:r>
-        <w:rPr>
-          <w:sz w:val="28"/>
-          <w:szCs w:val="28"/>
-        </w:rPr>
-        <w:t xml:space="preserve">, </w:t>
-      </w:r>
-      <w:proofErr w:type="spellStart"/>
-      <w:r>
-        <w:rPr>
-          <w:sz w:val="28"/>
-          <w:szCs w:val="28"/>
-        </w:rPr>
-        <w:t>Devlin</w:t>
-      </w:r>
-      <w:proofErr w:type="spellEnd"/>
-      <w:r>
-        <w:rPr>
-          <w:sz w:val="28"/>
-          <w:szCs w:val="28"/>
-        </w:rPr>
-        <w:t xml:space="preserve"> </w:t>
-      </w:r>
-      <w:proofErr w:type="spellStart"/>
-      <w:r>
-        <w:rPr>
-          <w:sz w:val="28"/>
-          <w:szCs w:val="28"/>
-        </w:rPr>
-        <w:t>et</w:t>
-      </w:r>
-      <w:proofErr w:type="spellEnd"/>
-      <w:r>
-        <w:rPr>
-          <w:sz w:val="28"/>
-          <w:szCs w:val="28"/>
-        </w:rPr>
-        <w:t xml:space="preserve"> </w:t>
-      </w:r>
-      <w:proofErr w:type="spellStart"/>
-      <w:r>
-        <w:rPr>
-          <w:sz w:val="28"/>
-          <w:szCs w:val="28"/>
-        </w:rPr>
-        <w:t>al</w:t>
-      </w:r>
-      <w:proofErr w:type="spellEnd"/>
-      <w:r>
-        <w:rPr>
-          <w:sz w:val="28"/>
-          <w:szCs w:val="28"/>
-        </w:rPr>
-        <w:t>., 2019), задавшая новый стандарт качества для большинства задач NLP. Модели на основе BERT обучаются на огромных текстовых корпусах методом самообучения (</w:t>
-      </w:r>
-      <w:proofErr w:type="spellStart"/>
-      <w:r>
-        <w:rPr>
-          <w:sz w:val="28"/>
-          <w:szCs w:val="28"/>
-        </w:rPr>
-        <w:t>masked</w:t>
-      </w:r>
-      <w:proofErr w:type="spellEnd"/>
-      <w:r>
-        <w:rPr>
-          <w:sz w:val="28"/>
-          <w:szCs w:val="28"/>
-        </w:rPr>
-        <w:t xml:space="preserve"> </w:t>
-      </w:r>
-      <w:proofErr w:type="spellStart"/>
-      <w:r>
-        <w:rPr>
-          <w:sz w:val="28"/>
-          <w:szCs w:val="28"/>
-        </w:rPr>
-        <w:t>language</w:t>
-      </w:r>
-      <w:proofErr w:type="spellEnd"/>
-      <w:r>
-        <w:rPr>
-          <w:sz w:val="28"/>
-          <w:szCs w:val="28"/>
-        </w:rPr>
-        <w:t xml:space="preserve"> </w:t>
-      </w:r>
-      <w:proofErr w:type="spellStart"/>
-      <w:r>
-        <w:rPr>
-          <w:sz w:val="28"/>
-          <w:szCs w:val="28"/>
-        </w:rPr>
-        <w:t>modeling</w:t>
-      </w:r>
-      <w:proofErr w:type="spellEnd"/>
-      <w:r>
-        <w:rPr>
-          <w:sz w:val="28"/>
-          <w:szCs w:val="28"/>
-        </w:rPr>
-        <w:t>) и способны генерировать богатые контекстуальные представления текстов.</w:t>
-      </w:r>
-    </w:p>
-    <w:p>
-      <w:pPr>
-        <w:spacing w:line="360" w:lineRule="auto"/>
-        <w:ind w:firstLine="709"/>
-        <w:rPr>
-          <w:sz w:val="28"/>
-          <w:szCs w:val="28"/>
-        </w:rPr>
-      </w:pPr>
-      <w:r>
-        <w:rPr>
-          <w:sz w:val="28"/>
-          <w:szCs w:val="28"/>
-        </w:rPr>
-        <w:t xml:space="preserve">Для задач сравнения семантической близости текстов специально разработаны модели семейства </w:t>
-      </w:r>
-      <w:proofErr w:type="spellStart"/>
-      <w:r>
-        <w:rPr>
-          <w:sz w:val="28"/>
-          <w:szCs w:val="28"/>
-        </w:rPr>
-        <w:t>Sentence</w:t>
-      </w:r>
-      <w:proofErr w:type="spellEnd"/>
-      <w:r>
-        <w:rPr>
-          <w:sz w:val="28"/>
-          <w:szCs w:val="28"/>
-        </w:rPr>
-        <w:t xml:space="preserve">-BERT (SBERT, </w:t>
-      </w:r>
-      <w:proofErr w:type="spellStart"/>
-      <w:r>
-        <w:rPr>
-          <w:sz w:val="28"/>
-          <w:szCs w:val="28"/>
-        </w:rPr>
-        <w:t>Reimers</w:t>
-      </w:r>
-      <w:proofErr w:type="spellEnd"/>
-      <w:r>
-        <w:rPr>
-          <w:sz w:val="28"/>
-          <w:szCs w:val="28"/>
-        </w:rPr>
-        <w:t xml:space="preserve"> &amp; </w:t>
-      </w:r>
-      <w:proofErr w:type="spellStart"/>
-      <w:r>
-        <w:rPr>
-          <w:sz w:val="28"/>
-          <w:szCs w:val="28"/>
-        </w:rPr>
-        <w:t>Gurevych</w:t>
-      </w:r>
-      <w:proofErr w:type="spellEnd"/>
-      <w:r>
-        <w:rPr>
-          <w:sz w:val="28"/>
-          <w:szCs w:val="28"/>
-        </w:rPr>
-        <w:t>, 2019), оптимизированные для получения качественных векторных представлений целых предложений и документов. Именно эти модели составляют основу разработанного сервиса.</w:t>
+        <w:t>Ключевым прорывом последнего десятилетия стало появление трансформерной архитектуры (Transformer), предложенной в статье «Attention Is All You Need» (Vaswani et al., 2017). Механизм самовнимания (self-attention) позволяет модели учитывать контекст каждого слова относительно всех остальных слов предложения, что принципиально отличает трансформеры от предшествующих рекуррентных архитектур (RNN, LSTM).</w:t>
+      </w:r>
+    </w:p>
+    <w:p>
+      <w:pPr>
+        <w:spacing w:line="360" w:lineRule="auto"/>
+        <w:ind w:firstLine="709"/>
+        <w:rPr>
+          <w:sz w:val="28"/>
+          <w:szCs w:val="28"/>
+        </w:rPr>
+      </w:pPr>
+      <w:r>
+        <w:rPr>
+          <w:sz w:val="28"/>
+          <w:szCs w:val="28"/>
+        </w:rPr>
+        <w:t>На базе трансформерной архитектуры была разработана модель BERT (Bidirectional Encoder Representations from Transformers, Devlin et al., 2019), задавшая новый стандарт качества для большинства задач NLP. Модели на основе BERT обучаются на огромных текстовых корпусах методом самообучения (masked language modeling) и способны генерировать богатые контекстуальные представления текстов.</w:t>
+      </w:r>
+    </w:p>
+    <w:p>
+      <w:pPr>
+        <w:spacing w:line="360" w:lineRule="auto"/>
+        <w:ind w:firstLine="709"/>
+        <w:rPr>
+          <w:sz w:val="28"/>
+          <w:szCs w:val="28"/>
+        </w:rPr>
+      </w:pPr>
+      <w:r>
+        <w:rPr>
+          <w:sz w:val="28"/>
+          <w:szCs w:val="28"/>
+        </w:rPr>
+        <w:t>Для задач сравнения семантической близости текстов специально разработаны модели семейства Sentence-BERT (SBERT, Reimers &amp; Gurevych, 2019), оптимизированные для получения качественных векторных представлений целых предложений и документов. Именно эти модели составляют основу разработанного сервиса.</w:t>
       </w:r>
     </w:p>
     <w:p>
@@ -3729,70 +2769,25 @@
       </w:pPr>
       <w:bookmarkStart w:id="5" w:name="_Toc226567997"/>
       <w:r>
-        <w:t xml:space="preserve">1.3. Векторные представления текстов и </w:t>
-      </w:r>
-      <w:proofErr w:type="spellStart"/>
-      <w:r>
-        <w:t>Sentence</w:t>
-      </w:r>
-      <w:proofErr w:type="spellEnd"/>
-      <w:r>
-        <w:t xml:space="preserve"> </w:t>
-      </w:r>
-      <w:proofErr w:type="spellStart"/>
-      <w:r>
-        <w:t>Transformers</w:t>
+        <w:t>1.3. Векторные представления текстов и Sentence Transformers</w:t>
       </w:r>
       <w:bookmarkEnd w:id="5"/>
-      <w:proofErr w:type="spellEnd"/>
-    </w:p>
-    <w:p>
-      <w:pPr>
-        <w:spacing w:line="360" w:lineRule="auto"/>
-        <w:ind w:firstLine="709"/>
-        <w:rPr>
-          <w:sz w:val="28"/>
-          <w:szCs w:val="28"/>
-        </w:rPr>
-      </w:pPr>
-      <w:r>
-        <w:rPr>
-          <w:sz w:val="28"/>
-          <w:szCs w:val="28"/>
-        </w:rPr>
-        <w:t>Фундаментальная идея векторных представлений (</w:t>
-      </w:r>
-      <w:proofErr w:type="spellStart"/>
-      <w:r>
-        <w:rPr>
-          <w:sz w:val="28"/>
-          <w:szCs w:val="28"/>
-        </w:rPr>
-        <w:t>embeddings</w:t>
-      </w:r>
-      <w:proofErr w:type="spellEnd"/>
-      <w:r>
-        <w:rPr>
-          <w:sz w:val="28"/>
-          <w:szCs w:val="28"/>
-        </w:rPr>
-        <w:t xml:space="preserve">) состоит в том, что каждому тексту ставится в соответствие вектор чисел в многомерном пространстве таким образом, что семантически близкие тексты располагаются рядом. Качество </w:t>
-      </w:r>
-      <w:proofErr w:type="spellStart"/>
-      <w:r>
-        <w:rPr>
-          <w:sz w:val="28"/>
-          <w:szCs w:val="28"/>
-        </w:rPr>
-        <w:t>эмбеддинга</w:t>
-      </w:r>
-      <w:proofErr w:type="spellEnd"/>
-      <w:r>
-        <w:rPr>
-          <w:sz w:val="28"/>
-          <w:szCs w:val="28"/>
-        </w:rPr>
-        <w:t xml:space="preserve"> определяется его способностью отражать смысловые отношения: слова «программист», «разработчик» и </w:t>
+    </w:p>
+    <w:p>
+      <w:pPr>
+        <w:spacing w:line="360" w:lineRule="auto"/>
+        <w:ind w:firstLine="709"/>
+        <w:rPr>
+          <w:sz w:val="28"/>
+          <w:szCs w:val="28"/>
+        </w:rPr>
+      </w:pPr>
+      <w:r>
+        <w:rPr>
+          <w:sz w:val="28"/>
+          <w:szCs w:val="28"/>
+        </w:rPr>
+        <w:t xml:space="preserve">Фундаментальная идея векторных представлений (embeddings) состоит в том, что каждому тексту ставится в соответствие вектор чисел в многомерном пространстве таким образом, что семантически близкие тексты располагаются рядом. Качество эмбеддинга определяется его способностью отражать смысловые отношения: слова «программист», «разработчик» и </w:t>
       </w:r>
       <w:r>
         <w:rPr>
@@ -3800,121 +2795,41 @@
           <w:szCs w:val="28"/>
         </w:rPr>
         <w:lastRenderedPageBreak/>
-        <w:t>«</w:t>
-      </w:r>
-      <w:proofErr w:type="spellStart"/>
-      <w:r>
-        <w:rPr>
-          <w:sz w:val="28"/>
-          <w:szCs w:val="28"/>
-        </w:rPr>
-        <w:t>developer</w:t>
-      </w:r>
-      <w:proofErr w:type="spellEnd"/>
-      <w:r>
-        <w:rPr>
-          <w:sz w:val="28"/>
-          <w:szCs w:val="28"/>
-        </w:rPr>
-        <w:t>» должны иметь близкие векторы, тогда как «программист» и «дизайнер» — далёкие.</w:t>
-      </w:r>
-    </w:p>
-    <w:p>
-      <w:pPr>
-        <w:spacing w:line="360" w:lineRule="auto"/>
-        <w:ind w:firstLine="709"/>
-        <w:rPr>
-          <w:sz w:val="28"/>
-          <w:szCs w:val="28"/>
-        </w:rPr>
-      </w:pPr>
-      <w:r>
-        <w:rPr>
-          <w:sz w:val="28"/>
-          <w:szCs w:val="28"/>
-        </w:rPr>
-        <w:t xml:space="preserve">Для измерения близости двух векторов наиболее часто используется косинусное сходство — косинус угла между векторами в многомерном пространстве. Значение косинусного сходства лежит в диапазоне от −1 до 1: значение 1 означает идентичность, 0 — полную несвязанность, −1 — противоположность. В библиотеке </w:t>
-      </w:r>
-      <w:proofErr w:type="spellStart"/>
-      <w:r>
-        <w:rPr>
-          <w:sz w:val="28"/>
-          <w:szCs w:val="28"/>
-        </w:rPr>
-        <w:t>sentence-transformers</w:t>
-      </w:r>
-      <w:proofErr w:type="spellEnd"/>
-      <w:r>
-        <w:rPr>
-          <w:sz w:val="28"/>
-          <w:szCs w:val="28"/>
-        </w:rPr>
-        <w:t xml:space="preserve"> функция </w:t>
-      </w:r>
-      <w:proofErr w:type="spellStart"/>
-      <w:r>
-        <w:rPr>
-          <w:sz w:val="28"/>
-          <w:szCs w:val="28"/>
-        </w:rPr>
-        <w:t>util.cos_sim</w:t>
-      </w:r>
-      <w:proofErr w:type="spellEnd"/>
-      <w:r>
-        <w:rPr>
-          <w:sz w:val="28"/>
-          <w:szCs w:val="28"/>
-        </w:rPr>
-        <w:t xml:space="preserve">() реализует этот расчёт эффективно с использованием тензорных операций </w:t>
-      </w:r>
-      <w:proofErr w:type="spellStart"/>
-      <w:r>
-        <w:rPr>
-          <w:sz w:val="28"/>
-          <w:szCs w:val="28"/>
-        </w:rPr>
-        <w:t>PyTorch</w:t>
-      </w:r>
-      <w:proofErr w:type="spellEnd"/>
-      <w:r>
-        <w:rPr>
-          <w:sz w:val="28"/>
-          <w:szCs w:val="28"/>
-        </w:rPr>
-        <w:t>.</w:t>
-      </w:r>
-    </w:p>
-    <w:p>
-      <w:pPr>
-        <w:spacing w:line="360" w:lineRule="auto"/>
-        <w:ind w:firstLine="709"/>
-        <w:rPr>
-          <w:sz w:val="28"/>
-          <w:szCs w:val="28"/>
-        </w:rPr>
-      </w:pPr>
-      <w:r>
-        <w:rPr>
-          <w:sz w:val="28"/>
-          <w:szCs w:val="28"/>
-        </w:rPr>
-        <w:t xml:space="preserve">В данном проекте используется модель paraphrase-multilingual-MiniLM-L12-v2 — компактная многоязыковая модель, поддерживающая более 50 языков, включая русский. Она обеспечивает хорошее соотношение качества и скорости работы: размер модели около 118 МБ, время кодирования одного текста — менее 50 мс на CPU. При наличии дообученной на HR-данных версии (папка </w:t>
-      </w:r>
-      <w:proofErr w:type="spellStart"/>
-      <w:r>
-        <w:rPr>
-          <w:sz w:val="28"/>
-          <w:szCs w:val="28"/>
-        </w:rPr>
-        <w:t>my_hr_model</w:t>
-      </w:r>
-      <w:proofErr w:type="spellEnd"/>
-      <w:r>
-        <w:rPr>
-          <w:sz w:val="28"/>
-          <w:szCs w:val="28"/>
-        </w:rPr>
-        <w:t>) система автоматически загружает её вместо базовой модели.</w:t>
+        <w:t>«developer» должны иметь близкие векторы, тогда как «программист» и «дизайнер» — далёкие.</w:t>
+      </w:r>
+    </w:p>
+    <w:p>
+      <w:pPr>
+        <w:spacing w:line="360" w:lineRule="auto"/>
+        <w:ind w:firstLine="709"/>
+        <w:rPr>
+          <w:sz w:val="28"/>
+          <w:szCs w:val="28"/>
+        </w:rPr>
+      </w:pPr>
+      <w:r>
+        <w:rPr>
+          <w:sz w:val="28"/>
+          <w:szCs w:val="28"/>
+        </w:rPr>
+        <w:t>Для измерения близости двух векторов наиболее часто используется косинусное сходство — косинус угла между векторами в многомерном пространстве. Значение косинусного сходства лежит в диапазоне от −1 до 1: значение 1 означает идентичность, 0 — полную несвязанность, −1 — противоположность. В библиотеке sentence-transformers функция util.cos_sim() реализует этот расчёт эффективно с использованием тензорных операций PyTorch.</w:t>
+      </w:r>
+    </w:p>
+    <w:p>
+      <w:pPr>
+        <w:spacing w:line="360" w:lineRule="auto"/>
+        <w:ind w:firstLine="709"/>
+        <w:rPr>
+          <w:sz w:val="28"/>
+          <w:szCs w:val="28"/>
+        </w:rPr>
+      </w:pPr>
+      <w:r>
+        <w:rPr>
+          <w:sz w:val="28"/>
+          <w:szCs w:val="28"/>
+        </w:rPr>
+        <w:t>В данном проекте используется модель paraphrase-multilingual-MiniLM-L12-v2 — компактная многоязыковая модель, поддерживающая более 50 языков, включая русский. Она обеспечивает хорошее соотношение качества и скорости работы: размер модели около 118 МБ, время кодирования одного текста — менее 50 мс на CPU. При наличии дообученной на HR-данных версии (папка my_hr_model) система автоматически загружает её вместо базовой модели.</w:t>
       </w:r>
     </w:p>
     <w:p>
@@ -4005,104 +2920,24 @@
           <w:sz w:val="28"/>
           <w:szCs w:val="28"/>
         </w:rPr>
-        <w:t xml:space="preserve">Специализированные инструменты скрининга: </w:t>
-      </w:r>
-      <w:proofErr w:type="spellStart"/>
-      <w:r>
-        <w:rPr>
-          <w:sz w:val="28"/>
-          <w:szCs w:val="28"/>
-        </w:rPr>
-        <w:t>Textio</w:t>
-      </w:r>
-      <w:proofErr w:type="spellEnd"/>
-      <w:r>
-        <w:rPr>
-          <w:sz w:val="28"/>
-          <w:szCs w:val="28"/>
-        </w:rPr>
-        <w:t xml:space="preserve">, Eightfold.ai, </w:t>
-      </w:r>
-      <w:proofErr w:type="spellStart"/>
-      <w:r>
-        <w:rPr>
-          <w:sz w:val="28"/>
-          <w:szCs w:val="28"/>
-        </w:rPr>
-        <w:t>HireVue</w:t>
-      </w:r>
-      <w:proofErr w:type="spellEnd"/>
-      <w:r>
-        <w:rPr>
-          <w:sz w:val="28"/>
-          <w:szCs w:val="28"/>
-        </w:rPr>
-        <w:t>. Применяют более продвинутые ML-модели, однако остаются закрытыми коммерческими продуктами. Слабая поддержка русскоязычных текстов является существенным ограничением для российского рынка.</w:t>
-      </w:r>
-    </w:p>
-    <w:p>
-      <w:pPr>
-        <w:spacing w:line="360" w:lineRule="auto"/>
-        <w:ind w:firstLine="709"/>
-        <w:rPr>
-          <w:sz w:val="28"/>
-          <w:szCs w:val="28"/>
-        </w:rPr>
-      </w:pPr>
-      <w:r>
-        <w:rPr>
-          <w:sz w:val="28"/>
-          <w:szCs w:val="28"/>
-        </w:rPr>
-        <w:t xml:space="preserve">Онлайн-сервисы для соискателей: </w:t>
-      </w:r>
-      <w:proofErr w:type="spellStart"/>
-      <w:r>
-        <w:rPr>
-          <w:sz w:val="28"/>
-          <w:szCs w:val="28"/>
-        </w:rPr>
-        <w:t>Jobscan</w:t>
-      </w:r>
-      <w:proofErr w:type="spellEnd"/>
-      <w:r>
-        <w:rPr>
-          <w:sz w:val="28"/>
-          <w:szCs w:val="28"/>
-        </w:rPr>
-        <w:t xml:space="preserve">, </w:t>
-      </w:r>
-      <w:proofErr w:type="spellStart"/>
-      <w:r>
-        <w:rPr>
-          <w:sz w:val="28"/>
-          <w:szCs w:val="28"/>
-        </w:rPr>
-        <w:t>Resume</w:t>
-      </w:r>
-      <w:proofErr w:type="spellEnd"/>
-      <w:r>
-        <w:rPr>
-          <w:sz w:val="28"/>
-          <w:szCs w:val="28"/>
-        </w:rPr>
-        <w:t xml:space="preserve"> </w:t>
-      </w:r>
-      <w:proofErr w:type="spellStart"/>
-      <w:r>
-        <w:rPr>
-          <w:sz w:val="28"/>
-          <w:szCs w:val="28"/>
-        </w:rPr>
-        <w:t>Worded</w:t>
-      </w:r>
-      <w:proofErr w:type="spellEnd"/>
-      <w:r>
-        <w:rPr>
-          <w:sz w:val="28"/>
-          <w:szCs w:val="28"/>
-        </w:rPr>
-        <w:t xml:space="preserve">. Позволяют </w:t>
+        <w:t>Специализированные инструменты скрининга: Textio, Eightfold.ai, HireVue. Применяют более продвинутые ML-модели, однако остаются закрытыми коммерческими продуктами. Слабая поддержка русскоязычных текстов является существенным ограничением для российского рынка.</w:t>
+      </w:r>
+    </w:p>
+    <w:p>
+      <w:pPr>
+        <w:spacing w:line="360" w:lineRule="auto"/>
+        <w:ind w:firstLine="709"/>
+        <w:rPr>
+          <w:sz w:val="28"/>
+          <w:szCs w:val="28"/>
+        </w:rPr>
+      </w:pPr>
+      <w:r>
+        <w:rPr>
+          <w:sz w:val="28"/>
+          <w:szCs w:val="28"/>
+        </w:rPr>
+        <w:t xml:space="preserve">Онлайн-сервисы для соискателей: Jobscan, Resume Worded. Позволяют </w:t>
       </w:r>
       <w:r>
         <w:rPr>
@@ -4127,23 +2962,7 @@
           <w:sz w:val="28"/>
           <w:szCs w:val="28"/>
         </w:rPr>
-        <w:t xml:space="preserve">Разработанный в рамках данного проекта сервис выгодно отличается от перечисленных решений: он использует полноценные семантические </w:t>
-      </w:r>
-      <w:proofErr w:type="spellStart"/>
-      <w:r>
-        <w:rPr>
-          <w:sz w:val="28"/>
-          <w:szCs w:val="28"/>
-        </w:rPr>
-        <w:t>эмбеддинги</w:t>
-      </w:r>
-      <w:proofErr w:type="spellEnd"/>
-      <w:r>
-        <w:rPr>
-          <w:sz w:val="28"/>
-          <w:szCs w:val="28"/>
-        </w:rPr>
-        <w:t>, поддерживает русскоязычные тексты, позволяет дообучить модель на собственных данных, является полностью открытым и бесплатным в использовании.</w:t>
+        <w:t>Разработанный в рамках данного проекта сервис выгодно отличается от перечисленных решений: он использует полноценные семантические эмбеддинги, поддерживает русскоязычные тексты, позволяет дообучить модель на собственных данных, является полностью открытым и бесплатным в использовании.</w:t>
       </w:r>
     </w:p>
     <w:p>
@@ -4180,9 +2999,16 @@
           <w:szCs w:val="28"/>
         </w:rPr>
         <w:lastRenderedPageBreak/>
-        <w:t>2. ПРАКТИЧЕСКАЯ ЧАСТЬ</w:t>
+        <w:t xml:space="preserve">2. </w:t>
       </w:r>
       <w:bookmarkEnd w:id="7"/>
+      <w:r>
+        <w:rPr>
+          <w:rFonts w:cs="Times New Roman"/>
+          <w:szCs w:val="28"/>
+        </w:rPr>
+        <w:t>Программная реализация</w:t>
+      </w:r>
     </w:p>
     <w:p>
       <w:pPr>
@@ -4290,23 +3116,13 @@
           <w:szCs w:val="28"/>
         </w:rPr>
       </w:pPr>
-      <w:proofErr w:type="spellStart"/>
       <w:r>
         <w:rPr>
           <w:rFonts w:ascii="Times New Roman" w:hAnsi="Times New Roman" w:cs="Times New Roman"/>
           <w:sz w:val="28"/>
           <w:szCs w:val="28"/>
         </w:rPr>
-        <w:t>Лемматизация</w:t>
-      </w:r>
-      <w:proofErr w:type="spellEnd"/>
-      <w:r>
-        <w:rPr>
-          <w:rFonts w:ascii="Times New Roman" w:hAnsi="Times New Roman" w:cs="Times New Roman"/>
-          <w:sz w:val="28"/>
-          <w:szCs w:val="28"/>
-        </w:rPr>
-        <w:t xml:space="preserve"> и нормализация входных текстов для устранения морфологических вариаций.</w:t>
+        <w:t>Лемматизация и нормализация входных текстов для устранения морфологических вариаций.</w:t>
       </w:r>
     </w:p>
     <w:p>
@@ -4331,25 +3147,7 @@
           <w:sz w:val="28"/>
           <w:szCs w:val="28"/>
         </w:rPr>
-        <w:t xml:space="preserve">Вычисление семантического сходства двух текстов с помощью </w:t>
-      </w:r>
-      <w:proofErr w:type="spellStart"/>
-      <w:r>
-        <w:rPr>
-          <w:rFonts w:ascii="Times New Roman" w:hAnsi="Times New Roman" w:cs="Times New Roman"/>
-          <w:sz w:val="28"/>
-          <w:szCs w:val="28"/>
-        </w:rPr>
-        <w:t>предобученной</w:t>
-      </w:r>
-      <w:proofErr w:type="spellEnd"/>
-      <w:r>
-        <w:rPr>
-          <w:rFonts w:ascii="Times New Roman" w:hAnsi="Times New Roman" w:cs="Times New Roman"/>
-          <w:sz w:val="28"/>
-          <w:szCs w:val="28"/>
-        </w:rPr>
-        <w:t xml:space="preserve"> языковой модели.</w:t>
+        <w:t>Вычисление семантического сходства двух текстов с помощью предобученной языковой модели.</w:t>
       </w:r>
     </w:p>
     <w:p>
@@ -4867,7 +3665,6 @@
                 <w:szCs w:val="28"/>
               </w:rPr>
             </w:pPr>
-            <w:proofErr w:type="spellStart"/>
             <w:r>
               <w:rPr>
                 <w:sz w:val="28"/>
@@ -4875,7 +3672,6 @@
               </w:rPr>
               <w:t>Streamlit</w:t>
             </w:r>
-            <w:proofErr w:type="spellEnd"/>
           </w:p>
         </w:tc>
         <w:tc>
@@ -4896,23 +3692,7 @@
                 <w:sz w:val="28"/>
                 <w:szCs w:val="28"/>
               </w:rPr>
-              <w:t xml:space="preserve">Быстрое создание веб-приложений на Python без </w:t>
-            </w:r>
-            <w:proofErr w:type="spellStart"/>
-            <w:r>
-              <w:rPr>
-                <w:sz w:val="28"/>
-                <w:szCs w:val="28"/>
-              </w:rPr>
-              <w:t>frontend</w:t>
-            </w:r>
-            <w:proofErr w:type="spellEnd"/>
-            <w:r>
-              <w:rPr>
-                <w:sz w:val="28"/>
-                <w:szCs w:val="28"/>
-              </w:rPr>
-              <w:t>-разработки</w:t>
+              <w:t>Быстрое создание веб-приложений на Python без frontend-разработки</w:t>
             </w:r>
           </w:p>
         </w:tc>
@@ -4953,7 +3733,6 @@
                 <w:szCs w:val="28"/>
               </w:rPr>
             </w:pPr>
-            <w:proofErr w:type="spellStart"/>
             <w:r>
               <w:rPr>
                 <w:sz w:val="28"/>
@@ -4961,7 +3740,6 @@
               </w:rPr>
               <w:t>sentence-transformers</w:t>
             </w:r>
-            <w:proofErr w:type="spellEnd"/>
           </w:p>
         </w:tc>
         <w:tc>
@@ -4982,23 +3760,7 @@
                 <w:sz w:val="28"/>
                 <w:szCs w:val="28"/>
               </w:rPr>
-              <w:t xml:space="preserve">Получение семантических </w:t>
-            </w:r>
-            <w:proofErr w:type="spellStart"/>
-            <w:r>
-              <w:rPr>
-                <w:sz w:val="28"/>
-                <w:szCs w:val="28"/>
-              </w:rPr>
-              <w:t>эмбеддингов</w:t>
-            </w:r>
-            <w:proofErr w:type="spellEnd"/>
-            <w:r>
-              <w:rPr>
-                <w:sz w:val="28"/>
-                <w:szCs w:val="28"/>
-              </w:rPr>
-              <w:t xml:space="preserve"> текстов</w:t>
+              <w:t>Получение семантических эмбеддингов текстов</w:t>
             </w:r>
           </w:p>
         </w:tc>
@@ -5017,7 +3779,6 @@
                 <w:szCs w:val="28"/>
               </w:rPr>
             </w:pPr>
-            <w:proofErr w:type="spellStart"/>
             <w:r>
               <w:rPr>
                 <w:sz w:val="28"/>
@@ -5025,7 +3786,6 @@
               </w:rPr>
               <w:t>Лемматизация</w:t>
             </w:r>
-            <w:proofErr w:type="spellEnd"/>
           </w:p>
         </w:tc>
         <w:tc>
@@ -5110,7 +3870,6 @@
                 <w:szCs w:val="28"/>
               </w:rPr>
             </w:pPr>
-            <w:proofErr w:type="spellStart"/>
             <w:r>
               <w:rPr>
                 <w:sz w:val="28"/>
@@ -5118,7 +3877,6 @@
               </w:rPr>
               <w:t>nltk</w:t>
             </w:r>
-            <w:proofErr w:type="spellEnd"/>
           </w:p>
         </w:tc>
         <w:tc>
@@ -5180,7 +3938,6 @@
                 <w:szCs w:val="28"/>
               </w:rPr>
             </w:pPr>
-            <w:proofErr w:type="spellStart"/>
             <w:r>
               <w:rPr>
                 <w:sz w:val="28"/>
@@ -5188,7 +3945,6 @@
               </w:rPr>
               <w:t>pdfplumber</w:t>
             </w:r>
-            <w:proofErr w:type="spellEnd"/>
           </w:p>
         </w:tc>
         <w:tc>
@@ -5250,31 +4006,13 @@
                 <w:szCs w:val="28"/>
               </w:rPr>
             </w:pPr>
-            <w:proofErr w:type="spellStart"/>
-            <w:r>
-              <w:rPr>
-                <w:sz w:val="28"/>
-                <w:szCs w:val="28"/>
-              </w:rPr>
-              <w:t>datasets</w:t>
-            </w:r>
-            <w:proofErr w:type="spellEnd"/>
-            <w:r>
-              <w:rPr>
-                <w:sz w:val="28"/>
-                <w:szCs w:val="28"/>
-              </w:rPr>
-              <w:t xml:space="preserve">, </w:t>
-            </w:r>
-            <w:proofErr w:type="spellStart"/>
-            <w:r>
-              <w:rPr>
-                <w:sz w:val="28"/>
-                <w:szCs w:val="28"/>
-              </w:rPr>
-              <w:t>accelerate</w:t>
-            </w:r>
-            <w:proofErr w:type="spellEnd"/>
+            <w:r>
+              <w:rPr>
+                <w:sz w:val="28"/>
+                <w:szCs w:val="28"/>
+              </w:rPr>
+              <w:t>datasets, accelerate</w:t>
+            </w:r>
           </w:p>
         </w:tc>
         <w:tc>
@@ -5336,21 +4074,12 @@
                 <w:szCs w:val="28"/>
               </w:rPr>
             </w:pPr>
-            <w:proofErr w:type="spellStart"/>
-            <w:r>
-              <w:rPr>
-                <w:sz w:val="28"/>
-                <w:szCs w:val="28"/>
-              </w:rPr>
-              <w:t>PyTorch</w:t>
-            </w:r>
-            <w:proofErr w:type="spellEnd"/>
-            <w:r>
-              <w:rPr>
-                <w:sz w:val="28"/>
-                <w:szCs w:val="28"/>
-              </w:rPr>
-              <w:t xml:space="preserve"> (через ST)</w:t>
+            <w:r>
+              <w:rPr>
+                <w:sz w:val="28"/>
+                <w:szCs w:val="28"/>
+              </w:rPr>
+              <w:t>PyTorch (через ST)</w:t>
             </w:r>
           </w:p>
         </w:tc>
@@ -5403,267 +4132,43 @@
           <w:sz w:val="28"/>
           <w:szCs w:val="28"/>
         </w:rPr>
-        <w:t>Для дообучения языковой модели необходимы размеченные данные в формате триплетов (</w:t>
-      </w:r>
-      <w:proofErr w:type="spellStart"/>
-      <w:r>
-        <w:rPr>
-          <w:sz w:val="28"/>
-          <w:szCs w:val="28"/>
-        </w:rPr>
-        <w:t>anchor</w:t>
-      </w:r>
-      <w:proofErr w:type="spellEnd"/>
-      <w:r>
-        <w:rPr>
-          <w:sz w:val="28"/>
-          <w:szCs w:val="28"/>
-        </w:rPr>
-        <w:t xml:space="preserve">, </w:t>
-      </w:r>
-      <w:proofErr w:type="spellStart"/>
-      <w:r>
-        <w:rPr>
-          <w:sz w:val="28"/>
-          <w:szCs w:val="28"/>
-        </w:rPr>
-        <w:t>positive</w:t>
-      </w:r>
-      <w:proofErr w:type="spellEnd"/>
-      <w:r>
-        <w:rPr>
-          <w:sz w:val="28"/>
-          <w:szCs w:val="28"/>
-        </w:rPr>
-        <w:t xml:space="preserve">, </w:t>
-      </w:r>
-      <w:proofErr w:type="spellStart"/>
-      <w:r>
-        <w:rPr>
-          <w:sz w:val="28"/>
-          <w:szCs w:val="28"/>
-        </w:rPr>
-        <w:t>negative</w:t>
-      </w:r>
-      <w:proofErr w:type="spellEnd"/>
-      <w:r>
-        <w:rPr>
-          <w:sz w:val="28"/>
-          <w:szCs w:val="28"/>
-        </w:rPr>
-        <w:t>). Поскольку реальные HR-датасеты с разметкой трудно доступны, был разработан генератор синтетических данных — модуль generate_data.py.</w:t>
-      </w:r>
-    </w:p>
-    <w:p>
-      <w:pPr>
-        <w:spacing w:line="360" w:lineRule="auto"/>
-        <w:ind w:firstLine="709"/>
-        <w:jc w:val="both"/>
-        <w:rPr>
-          <w:sz w:val="28"/>
-          <w:szCs w:val="28"/>
-        </w:rPr>
-      </w:pPr>
-      <w:r>
-        <w:rPr>
-          <w:sz w:val="28"/>
-          <w:szCs w:val="28"/>
-        </w:rPr>
-        <w:t xml:space="preserve">Подход основан на структурированных шаблонах реальных вакансий и резюме, разбитых на тематические категории: </w:t>
-      </w:r>
-      <w:proofErr w:type="spellStart"/>
-      <w:r>
-        <w:rPr>
-          <w:sz w:val="28"/>
-          <w:szCs w:val="28"/>
-        </w:rPr>
-        <w:t>backend</w:t>
-      </w:r>
-      <w:proofErr w:type="spellEnd"/>
-      <w:r>
-        <w:rPr>
-          <w:sz w:val="28"/>
-          <w:szCs w:val="28"/>
-        </w:rPr>
-        <w:t xml:space="preserve">, </w:t>
-      </w:r>
-      <w:proofErr w:type="spellStart"/>
-      <w:r>
-        <w:rPr>
-          <w:sz w:val="28"/>
-          <w:szCs w:val="28"/>
-        </w:rPr>
-        <w:t>frontend</w:t>
-      </w:r>
-      <w:proofErr w:type="spellEnd"/>
-      <w:r>
-        <w:rPr>
-          <w:sz w:val="28"/>
-          <w:szCs w:val="28"/>
-        </w:rPr>
-        <w:t xml:space="preserve">, </w:t>
-      </w:r>
-      <w:proofErr w:type="spellStart"/>
-      <w:r>
-        <w:rPr>
-          <w:sz w:val="28"/>
-          <w:szCs w:val="28"/>
-        </w:rPr>
-        <w:t>data</w:t>
-      </w:r>
-      <w:proofErr w:type="spellEnd"/>
-      <w:r>
-        <w:rPr>
-          <w:sz w:val="28"/>
-          <w:szCs w:val="28"/>
-        </w:rPr>
-        <w:t xml:space="preserve">, </w:t>
-      </w:r>
-      <w:proofErr w:type="spellStart"/>
-      <w:r>
-        <w:rPr>
-          <w:sz w:val="28"/>
-          <w:szCs w:val="28"/>
-        </w:rPr>
-        <w:t>devops</w:t>
-      </w:r>
-      <w:proofErr w:type="spellEnd"/>
-      <w:r>
-        <w:rPr>
-          <w:sz w:val="28"/>
-          <w:szCs w:val="28"/>
-        </w:rPr>
-        <w:t xml:space="preserve">, </w:t>
-      </w:r>
-      <w:proofErr w:type="spellStart"/>
-      <w:r>
-        <w:rPr>
-          <w:sz w:val="28"/>
-          <w:szCs w:val="28"/>
-        </w:rPr>
-        <w:t>java</w:t>
-      </w:r>
-      <w:proofErr w:type="spellEnd"/>
-      <w:r>
-        <w:rPr>
-          <w:sz w:val="28"/>
-          <w:szCs w:val="28"/>
-        </w:rPr>
-        <w:t xml:space="preserve">, </w:t>
-      </w:r>
-      <w:proofErr w:type="spellStart"/>
-      <w:r>
-        <w:rPr>
-          <w:sz w:val="28"/>
-          <w:szCs w:val="28"/>
-        </w:rPr>
-        <w:t>qa</w:t>
-      </w:r>
-      <w:proofErr w:type="spellEnd"/>
-      <w:r>
-        <w:rPr>
-          <w:sz w:val="28"/>
-          <w:szCs w:val="28"/>
-        </w:rPr>
-        <w:t xml:space="preserve">, </w:t>
-      </w:r>
-      <w:proofErr w:type="spellStart"/>
-      <w:r>
-        <w:rPr>
-          <w:sz w:val="28"/>
-          <w:szCs w:val="28"/>
-        </w:rPr>
-        <w:t>other</w:t>
-      </w:r>
-      <w:proofErr w:type="spellEnd"/>
-      <w:r>
-        <w:rPr>
-          <w:sz w:val="28"/>
-          <w:szCs w:val="28"/>
-        </w:rPr>
-        <w:t>. Для каждой категории предусмотрено несколько вариантов текстов, описывающих типичные требования и опыт специалистов в данной области.</w:t>
-      </w:r>
-    </w:p>
-    <w:p>
-      <w:pPr>
-        <w:spacing w:line="360" w:lineRule="auto"/>
-        <w:ind w:firstLine="709"/>
-        <w:jc w:val="both"/>
-        <w:rPr>
-          <w:sz w:val="28"/>
-          <w:szCs w:val="28"/>
-        </w:rPr>
-      </w:pPr>
-      <w:r>
-        <w:rPr>
-          <w:sz w:val="28"/>
-          <w:szCs w:val="28"/>
-        </w:rPr>
-        <w:t>Алгоритм генерации работает следующим образом: для каждого из N примеров случайно выбирается вакансия из любой категории; из той же категории выбирается резюме — это пара (</w:t>
-      </w:r>
-      <w:proofErr w:type="spellStart"/>
-      <w:r>
-        <w:rPr>
-          <w:sz w:val="28"/>
-          <w:szCs w:val="28"/>
-        </w:rPr>
-        <w:t>anchor</w:t>
-      </w:r>
-      <w:proofErr w:type="spellEnd"/>
-      <w:r>
-        <w:rPr>
-          <w:sz w:val="28"/>
-          <w:szCs w:val="28"/>
-        </w:rPr>
-        <w:t xml:space="preserve">, </w:t>
-      </w:r>
-      <w:proofErr w:type="spellStart"/>
-      <w:r>
-        <w:rPr>
-          <w:sz w:val="28"/>
-          <w:szCs w:val="28"/>
-        </w:rPr>
-        <w:t>positive</w:t>
-      </w:r>
-      <w:proofErr w:type="spellEnd"/>
-      <w:r>
-        <w:rPr>
-          <w:sz w:val="28"/>
-          <w:szCs w:val="28"/>
-        </w:rPr>
-        <w:t>); из любой другой категории выбирается резюме-«негатив» — пара (</w:t>
-      </w:r>
-      <w:proofErr w:type="spellStart"/>
-      <w:r>
-        <w:rPr>
-          <w:sz w:val="28"/>
-          <w:szCs w:val="28"/>
-        </w:rPr>
-        <w:t>anchor</w:t>
-      </w:r>
-      <w:proofErr w:type="spellEnd"/>
-      <w:r>
-        <w:rPr>
-          <w:sz w:val="28"/>
-          <w:szCs w:val="28"/>
-        </w:rPr>
-        <w:t xml:space="preserve">, </w:t>
-      </w:r>
-      <w:proofErr w:type="spellStart"/>
-      <w:r>
-        <w:rPr>
-          <w:sz w:val="28"/>
-          <w:szCs w:val="28"/>
-        </w:rPr>
-        <w:t>negative</w:t>
-      </w:r>
-      <w:proofErr w:type="spellEnd"/>
-      <w:r>
-        <w:rPr>
-          <w:sz w:val="28"/>
-          <w:szCs w:val="28"/>
-        </w:rPr>
-        <w:t>). Итоговая запись содержит три поля.</w:t>
+        <w:t>Для дообучения языковой модели необходимы размеченные данные в формате триплетов (anchor, positive, negative). Поскольку реальные HR-датасеты с разметкой трудно доступны, был разработан генератор синтетических данных — модуль generate_data.py.</w:t>
+      </w:r>
+    </w:p>
+    <w:p>
+      <w:pPr>
+        <w:spacing w:line="360" w:lineRule="auto"/>
+        <w:ind w:firstLine="709"/>
+        <w:jc w:val="both"/>
+        <w:rPr>
+          <w:sz w:val="28"/>
+          <w:szCs w:val="28"/>
+        </w:rPr>
+      </w:pPr>
+      <w:r>
+        <w:rPr>
+          <w:sz w:val="28"/>
+          <w:szCs w:val="28"/>
+        </w:rPr>
+        <w:t>Подход основан на структурированных шаблонах реальных вакансий и резюме, разбитых на тематические категории: backend, frontend, data, devops, java, qa, other. Для каждой категории предусмотрено несколько вариантов текстов, описывающих типичные требования и опыт специалистов в данной области.</w:t>
+      </w:r>
+    </w:p>
+    <w:p>
+      <w:pPr>
+        <w:spacing w:line="360" w:lineRule="auto"/>
+        <w:ind w:firstLine="709"/>
+        <w:jc w:val="both"/>
+        <w:rPr>
+          <w:sz w:val="28"/>
+          <w:szCs w:val="28"/>
+        </w:rPr>
+      </w:pPr>
+      <w:r>
+        <w:rPr>
+          <w:sz w:val="28"/>
+          <w:szCs w:val="28"/>
+        </w:rPr>
+        <w:t>Алгоритм генерации работает следующим образом: для каждого из N примеров случайно выбирается вакансия из любой категории; из той же категории выбирается резюме — это пара (anchor, positive); из любой другой категории выбирается резюме-«негатив» — пара (anchor, negative). Итоговая запись содержит три поля.</w:t>
       </w:r>
     </w:p>
     <w:p>
@@ -5752,23 +4257,7 @@
           <w:sz w:val="28"/>
           <w:szCs w:val="28"/>
         </w:rPr>
-        <w:t xml:space="preserve">Модуль содержит 12 шаблонов вакансий и по 5 вариантов резюме для каждой из 7 категорий (итого 35 резюме). При генерации 1000 примеров обеспечивается достаточное разнообразие комбинаций. Результат сохраняется в файл </w:t>
-      </w:r>
-      <w:proofErr w:type="spellStart"/>
-      <w:r>
-        <w:rPr>
-          <w:sz w:val="28"/>
-          <w:szCs w:val="28"/>
-        </w:rPr>
-        <w:t>train_data.json</w:t>
-      </w:r>
-      <w:proofErr w:type="spellEnd"/>
-      <w:r>
-        <w:rPr>
-          <w:sz w:val="28"/>
-          <w:szCs w:val="28"/>
-        </w:rPr>
-        <w:t xml:space="preserve"> для последующего использования в скрипте дообучения.</w:t>
+        <w:t>Модуль содержит 12 шаблонов вакансий и по 5 вариантов резюме для каждой из 7 категорий (итого 35 резюме). При генерации 1000 примеров обеспечивается достаточное разнообразие комбинаций. Результат сохраняется в файл train_data.json для последующего использования в скрипте дообучения.</w:t>
       </w:r>
     </w:p>
     <w:p>
@@ -5866,121 +4355,25 @@
           <w:sz w:val="28"/>
           <w:szCs w:val="28"/>
         </w:rPr>
-        <w:t xml:space="preserve">Скрипт train_model.py реализует процедуру </w:t>
-      </w:r>
-      <w:proofErr w:type="spellStart"/>
-      <w:r>
-        <w:rPr>
-          <w:sz w:val="28"/>
-          <w:szCs w:val="28"/>
-        </w:rPr>
-        <w:t>fine-tuning</w:t>
-      </w:r>
-      <w:proofErr w:type="spellEnd"/>
-      <w:r>
-        <w:rPr>
-          <w:sz w:val="28"/>
-          <w:szCs w:val="28"/>
-        </w:rPr>
-        <w:t xml:space="preserve"> базовой языковой модели на сгенерированных HR-данных. Цель дообучения — адаптировать общую языковую модель к специфике HR-текстов, чтобы расстояния между векторами вакансий и подходящих резюме стали меньше, а между вакансиями и нерелевантными резюме — больше.</w:t>
-      </w:r>
-    </w:p>
-    <w:p>
-      <w:pPr>
-        <w:spacing w:line="360" w:lineRule="auto"/>
-        <w:ind w:firstLine="709"/>
-        <w:jc w:val="both"/>
-        <w:rPr>
-          <w:sz w:val="28"/>
-          <w:szCs w:val="28"/>
-        </w:rPr>
-      </w:pPr>
-      <w:r>
-        <w:rPr>
-          <w:sz w:val="28"/>
-          <w:szCs w:val="28"/>
-        </w:rPr>
-        <w:t xml:space="preserve">В качестве функции потерь используется </w:t>
-      </w:r>
-      <w:proofErr w:type="spellStart"/>
-      <w:r>
-        <w:rPr>
-          <w:sz w:val="28"/>
-          <w:szCs w:val="28"/>
-        </w:rPr>
-        <w:t>MultipleNegativesRankingLoss</w:t>
-      </w:r>
-      <w:proofErr w:type="spellEnd"/>
-      <w:r>
-        <w:rPr>
-          <w:sz w:val="28"/>
-          <w:szCs w:val="28"/>
-        </w:rPr>
-        <w:t xml:space="preserve"> — эффективный метод </w:t>
-      </w:r>
-      <w:proofErr w:type="spellStart"/>
-      <w:r>
-        <w:rPr>
-          <w:sz w:val="28"/>
-          <w:szCs w:val="28"/>
-        </w:rPr>
-        <w:t>контрастивного</w:t>
-      </w:r>
-      <w:proofErr w:type="spellEnd"/>
-      <w:r>
-        <w:rPr>
-          <w:sz w:val="28"/>
-          <w:szCs w:val="28"/>
-        </w:rPr>
-        <w:t xml:space="preserve"> обучения, при котором для каждой пары (</w:t>
-      </w:r>
-      <w:proofErr w:type="spellStart"/>
-      <w:r>
-        <w:rPr>
-          <w:sz w:val="28"/>
-          <w:szCs w:val="28"/>
-        </w:rPr>
-        <w:t>anchor</w:t>
-      </w:r>
-      <w:proofErr w:type="spellEnd"/>
-      <w:r>
-        <w:rPr>
-          <w:sz w:val="28"/>
-          <w:szCs w:val="28"/>
-        </w:rPr>
-        <w:t xml:space="preserve">, </w:t>
-      </w:r>
-      <w:proofErr w:type="spellStart"/>
-      <w:r>
-        <w:rPr>
-          <w:sz w:val="28"/>
-          <w:szCs w:val="28"/>
-        </w:rPr>
-        <w:t>positive</w:t>
-      </w:r>
-      <w:proofErr w:type="spellEnd"/>
-      <w:r>
-        <w:rPr>
-          <w:sz w:val="28"/>
-          <w:szCs w:val="28"/>
-        </w:rPr>
-        <w:t xml:space="preserve">) в </w:t>
-      </w:r>
-      <w:proofErr w:type="spellStart"/>
-      <w:r>
-        <w:rPr>
-          <w:sz w:val="28"/>
-          <w:szCs w:val="28"/>
-        </w:rPr>
-        <w:t>батче</w:t>
-      </w:r>
-      <w:proofErr w:type="spellEnd"/>
-      <w:r>
-        <w:rPr>
-          <w:sz w:val="28"/>
-          <w:szCs w:val="28"/>
-        </w:rPr>
-        <w:t xml:space="preserve"> все остальные примеры автоматически выступают в роли отрицательных примеров. Это позволяет обучать модель без явной разметки «негативов» на уровне функции потерь:</w:t>
+        <w:t>Скрипт train_model.py реализует процедуру fine-tuning базовой языковой модели на сгенерированных HR-данных. Цель дообучения — адаптировать общую языковую модель к специфике HR-текстов, чтобы расстояния между векторами вакансий и подходящих резюме стали меньше, а между вакансиями и нерелевантными резюме — больше.</w:t>
+      </w:r>
+    </w:p>
+    <w:p>
+      <w:pPr>
+        <w:spacing w:line="360" w:lineRule="auto"/>
+        <w:ind w:firstLine="709"/>
+        <w:jc w:val="both"/>
+        <w:rPr>
+          <w:sz w:val="28"/>
+          <w:szCs w:val="28"/>
+        </w:rPr>
+      </w:pPr>
+      <w:r>
+        <w:rPr>
+          <w:sz w:val="28"/>
+          <w:szCs w:val="28"/>
+        </w:rPr>
+        <w:t>В качестве функции потерь используется MultipleNegativesRankingLoss — эффективный метод контрастивного обучения, при котором для каждой пары (anchor, positive) в батче все остальные примеры автоматически выступают в роли отрицательных примеров. Это позволяет обучать модель без явной разметки «негативов» на уровне функции потерь:</w:t>
       </w:r>
     </w:p>
     <w:p>
@@ -6068,55 +4461,7 @@
           <w:sz w:val="28"/>
           <w:szCs w:val="28"/>
         </w:rPr>
-        <w:t xml:space="preserve">После завершения обучения скрипт автоматически выполняет быстрое тестирование: кодирует тестовую вакансию «Требуется Python разработчик </w:t>
-      </w:r>
-      <w:proofErr w:type="spellStart"/>
-      <w:r>
-        <w:rPr>
-          <w:sz w:val="28"/>
-          <w:szCs w:val="28"/>
-        </w:rPr>
-        <w:t>Django</w:t>
-      </w:r>
-      <w:proofErr w:type="spellEnd"/>
-      <w:r>
-        <w:rPr>
-          <w:sz w:val="28"/>
-          <w:szCs w:val="28"/>
-        </w:rPr>
-        <w:t xml:space="preserve"> </w:t>
-      </w:r>
-      <w:proofErr w:type="spellStart"/>
-      <w:r>
-        <w:rPr>
-          <w:sz w:val="28"/>
-          <w:szCs w:val="28"/>
-        </w:rPr>
-        <w:t>PostgreSQL</w:t>
-      </w:r>
-      <w:proofErr w:type="spellEnd"/>
-      <w:r>
-        <w:rPr>
-          <w:sz w:val="28"/>
-          <w:szCs w:val="28"/>
-        </w:rPr>
-        <w:t>» и два резюме — подходящее (</w:t>
-      </w:r>
-      <w:proofErr w:type="spellStart"/>
-      <w:r>
-        <w:rPr>
-          <w:sz w:val="28"/>
-          <w:szCs w:val="28"/>
-        </w:rPr>
-        <w:t>Backend</w:t>
-      </w:r>
-      <w:proofErr w:type="spellEnd"/>
-      <w:r>
-        <w:rPr>
-          <w:sz w:val="28"/>
-          <w:szCs w:val="28"/>
-        </w:rPr>
-        <w:t xml:space="preserve"> Python) и неподходящее (UX-дизайнер). Корректно обученная модель должна показывать значительно более высокое косинусное сходство для подходящего резюме.</w:t>
+        <w:t>После завершения обучения скрипт автоматически выполняет быстрое тестирование: кодирует тестовую вакансию «Требуется Python разработчик Django PostgreSQL» и два резюме — подходящее (Backend Python) и неподходящее (UX-дизайнер). Корректно обученная модель должна показывать значительно более высокое косинусное сходство для подходящего резюме.</w:t>
       </w:r>
     </w:p>
     <w:p>
@@ -6273,17 +4618,8 @@
                 <w:sz w:val="28"/>
                 <w:szCs w:val="28"/>
               </w:rPr>
-              <w:t xml:space="preserve">Вакансия Python ↔ Резюме </w:t>
-            </w:r>
-            <w:proofErr w:type="spellStart"/>
-            <w:r>
-              <w:rPr>
-                <w:sz w:val="28"/>
-                <w:szCs w:val="28"/>
-              </w:rPr>
-              <w:t>Backend</w:t>
-            </w:r>
-            <w:proofErr w:type="spellEnd"/>
+              <w:t>Вакансия Python ↔ Резюме Backend</w:t>
+            </w:r>
           </w:p>
         </w:tc>
         <w:tc>
@@ -6483,39 +4819,7 @@
           <w:sz w:val="28"/>
           <w:szCs w:val="28"/>
         </w:rPr>
-        <w:t xml:space="preserve">Дообученная модель сохраняется в папку </w:t>
-      </w:r>
-      <w:proofErr w:type="spellStart"/>
-      <w:r>
-        <w:rPr>
-          <w:sz w:val="28"/>
-          <w:szCs w:val="28"/>
-        </w:rPr>
-        <w:t>my_hr_model</w:t>
-      </w:r>
-      <w:proofErr w:type="spellEnd"/>
-      <w:r>
-        <w:rPr>
-          <w:sz w:val="28"/>
-          <w:szCs w:val="28"/>
-        </w:rPr>
-        <w:t xml:space="preserve">/ и автоматически подхватывается функцией </w:t>
-      </w:r>
-      <w:proofErr w:type="spellStart"/>
-      <w:r>
-        <w:rPr>
-          <w:sz w:val="28"/>
-          <w:szCs w:val="28"/>
-        </w:rPr>
-        <w:t>load_model</w:t>
-      </w:r>
-      <w:proofErr w:type="spellEnd"/>
-      <w:r>
-        <w:rPr>
-          <w:sz w:val="28"/>
-          <w:szCs w:val="28"/>
-        </w:rPr>
-        <w:t>() в utils.py при следующем запуске приложения.</w:t>
+        <w:t>Дообученная модель сохраняется в папку my_hr_model/ и автоматически подхватывается функцией load_model() в utils.py при следующем запуске приложения.</w:t>
       </w:r>
     </w:p>
     <w:p>
@@ -6667,73 +4971,25 @@
           <w:sz w:val="28"/>
           <w:szCs w:val="28"/>
         </w:rPr>
-        <w:t>Загрузка модели (</w:t>
-      </w:r>
-      <w:proofErr w:type="spellStart"/>
-      <w:r>
-        <w:rPr>
-          <w:sz w:val="28"/>
-          <w:szCs w:val="28"/>
-        </w:rPr>
-        <w:t>load_model</w:t>
-      </w:r>
-      <w:proofErr w:type="spellEnd"/>
-      <w:r>
-        <w:rPr>
-          <w:sz w:val="28"/>
-          <w:szCs w:val="28"/>
-        </w:rPr>
-        <w:t>)</w:t>
-      </w:r>
-    </w:p>
-    <w:p>
-      <w:pPr>
-        <w:spacing w:line="360" w:lineRule="auto"/>
-        <w:ind w:firstLine="709"/>
-        <w:jc w:val="both"/>
-        <w:rPr>
-          <w:sz w:val="28"/>
-          <w:szCs w:val="28"/>
-        </w:rPr>
-      </w:pPr>
-      <w:r>
-        <w:rPr>
-          <w:sz w:val="28"/>
-          <w:szCs w:val="28"/>
-        </w:rPr>
-        <w:t xml:space="preserve">Функция </w:t>
-      </w:r>
-      <w:proofErr w:type="spellStart"/>
-      <w:r>
-        <w:rPr>
-          <w:sz w:val="28"/>
-          <w:szCs w:val="28"/>
-        </w:rPr>
-        <w:t>load_model</w:t>
-      </w:r>
-      <w:proofErr w:type="spellEnd"/>
-      <w:r>
-        <w:rPr>
-          <w:sz w:val="28"/>
-          <w:szCs w:val="28"/>
-        </w:rPr>
-        <w:t xml:space="preserve">() реализует паттерн «ленивой загрузки» с глобальным кэшем: модель загружается в память только при первом обращении, все последующие вызовы возвращают уже загруженный объект. Дополнительно функция автоматически определяет, существует ли дообученная версия в папке </w:t>
-      </w:r>
-      <w:proofErr w:type="spellStart"/>
-      <w:r>
-        <w:rPr>
-          <w:sz w:val="28"/>
-          <w:szCs w:val="28"/>
-        </w:rPr>
-        <w:t>my_hr_model</w:t>
-      </w:r>
-      <w:proofErr w:type="spellEnd"/>
-      <w:r>
-        <w:rPr>
-          <w:sz w:val="28"/>
-          <w:szCs w:val="28"/>
-        </w:rPr>
-        <w:t>, и загружает её приоритетно:</w:t>
+        <w:t>Загрузка модели (load_model)</w:t>
+      </w:r>
+    </w:p>
+    <w:p>
+      <w:pPr>
+        <w:spacing w:line="360" w:lineRule="auto"/>
+        <w:ind w:firstLine="709"/>
+        <w:jc w:val="both"/>
+        <w:rPr>
+          <w:sz w:val="28"/>
+          <w:szCs w:val="28"/>
+        </w:rPr>
+      </w:pPr>
+      <w:r>
+        <w:rPr>
+          <w:sz w:val="28"/>
+          <w:szCs w:val="28"/>
+        </w:rPr>
+        <w:t>Функция load_model() реализует паттерн «ленивой загрузки» с глобальным кэшем: модель загружается в память только при первом обращении, все последующие вызовы возвращают уже загруженный объект. Дополнительно функция автоматически определяет, существует ли дообученная версия в папке my_hr_model, и загружает её приоритетно:</w:t>
       </w:r>
     </w:p>
     <w:p>
@@ -6820,23 +5076,7 @@
           <w:sz w:val="28"/>
           <w:szCs w:val="28"/>
         </w:rPr>
-        <w:t xml:space="preserve">В </w:t>
-      </w:r>
-      <w:proofErr w:type="spellStart"/>
-      <w:r>
-        <w:rPr>
-          <w:sz w:val="28"/>
-          <w:szCs w:val="28"/>
-        </w:rPr>
-        <w:t>Streamlit</w:t>
-      </w:r>
-      <w:proofErr w:type="spellEnd"/>
-      <w:r>
-        <w:rPr>
-          <w:sz w:val="28"/>
-          <w:szCs w:val="28"/>
-        </w:rPr>
-        <w:t xml:space="preserve">-приложении дополнительно используется декоратор @st.cache_resource, гарантирующий единственную загрузку модели на протяжении всей сессии сервера, что критично для производительности при </w:t>
+        <w:t xml:space="preserve">В Streamlit-приложении дополнительно используется декоратор @st.cache_resource, гарантирующий единственную загрузку модели на протяжении всей сессии сервера, что критично для производительности при </w:t>
       </w:r>
       <w:r>
         <w:rPr>
@@ -6862,121 +5102,25 @@
           <w:sz w:val="28"/>
           <w:szCs w:val="28"/>
         </w:rPr>
-        <w:t>Предобработка текста (</w:t>
-      </w:r>
-      <w:proofErr w:type="spellStart"/>
-      <w:r>
-        <w:rPr>
-          <w:sz w:val="28"/>
-          <w:szCs w:val="28"/>
-        </w:rPr>
-        <w:t>preprocess_text</w:t>
-      </w:r>
-      <w:proofErr w:type="spellEnd"/>
-      <w:r>
-        <w:rPr>
-          <w:sz w:val="28"/>
-          <w:szCs w:val="28"/>
-        </w:rPr>
-        <w:t>)</w:t>
-      </w:r>
-    </w:p>
-    <w:p>
-      <w:pPr>
-        <w:spacing w:line="360" w:lineRule="auto"/>
-        <w:ind w:firstLine="709"/>
-        <w:jc w:val="both"/>
-        <w:rPr>
-          <w:sz w:val="28"/>
-          <w:szCs w:val="28"/>
-        </w:rPr>
-      </w:pPr>
-      <w:r>
-        <w:rPr>
-          <w:sz w:val="28"/>
-          <w:szCs w:val="28"/>
-        </w:rPr>
-        <w:t xml:space="preserve">Функция </w:t>
-      </w:r>
-      <w:proofErr w:type="spellStart"/>
-      <w:r>
-        <w:rPr>
-          <w:sz w:val="28"/>
-          <w:szCs w:val="28"/>
-        </w:rPr>
-        <w:t>preprocess_text</w:t>
-      </w:r>
-      <w:proofErr w:type="spellEnd"/>
-      <w:r>
-        <w:rPr>
-          <w:sz w:val="28"/>
-          <w:szCs w:val="28"/>
-        </w:rPr>
-        <w:t xml:space="preserve">() последовательно вызывает </w:t>
-      </w:r>
-      <w:proofErr w:type="spellStart"/>
-      <w:r>
-        <w:rPr>
-          <w:sz w:val="28"/>
-          <w:szCs w:val="28"/>
-        </w:rPr>
-        <w:t>clean_text</w:t>
-      </w:r>
-      <w:proofErr w:type="spellEnd"/>
-      <w:r>
-        <w:rPr>
-          <w:sz w:val="28"/>
-          <w:szCs w:val="28"/>
-        </w:rPr>
-        <w:t xml:space="preserve">() и </w:t>
-      </w:r>
-      <w:proofErr w:type="spellStart"/>
-      <w:r>
-        <w:rPr>
-          <w:sz w:val="28"/>
-          <w:szCs w:val="28"/>
-        </w:rPr>
-        <w:t>lemmatize_text</w:t>
-      </w:r>
-      <w:proofErr w:type="spellEnd"/>
-      <w:r>
-        <w:rPr>
-          <w:sz w:val="28"/>
-          <w:szCs w:val="28"/>
-        </w:rPr>
-        <w:t xml:space="preserve">(). Функция </w:t>
-      </w:r>
-      <w:proofErr w:type="spellStart"/>
-      <w:r>
-        <w:rPr>
-          <w:sz w:val="28"/>
-          <w:szCs w:val="28"/>
-        </w:rPr>
-        <w:t>clean_text</w:t>
-      </w:r>
-      <w:proofErr w:type="spellEnd"/>
-      <w:r>
-        <w:rPr>
-          <w:sz w:val="28"/>
-          <w:szCs w:val="28"/>
-        </w:rPr>
-        <w:t xml:space="preserve">() удаляет HTML-теги, URL, адреса электронной почты и телефонные номера с помощью регулярных выражений, затем приводит текст к нижнему регистру. Функция </w:t>
-      </w:r>
-      <w:proofErr w:type="spellStart"/>
-      <w:r>
-        <w:rPr>
-          <w:sz w:val="28"/>
-          <w:szCs w:val="28"/>
-        </w:rPr>
-        <w:t>lemmatize_text</w:t>
-      </w:r>
-      <w:proofErr w:type="spellEnd"/>
-      <w:r>
-        <w:rPr>
-          <w:sz w:val="28"/>
-          <w:szCs w:val="28"/>
-        </w:rPr>
-        <w:t>() разбивает текст на слова, фильтрует стоп-слова и слова длиной менее 3 символов, а затем для каждого слова определяет нормальную форму (лемму):</w:t>
+        <w:t>Предобработка текста (preprocess_text)</w:t>
+      </w:r>
+    </w:p>
+    <w:p>
+      <w:pPr>
+        <w:spacing w:line="360" w:lineRule="auto"/>
+        <w:ind w:firstLine="709"/>
+        <w:jc w:val="both"/>
+        <w:rPr>
+          <w:sz w:val="28"/>
+          <w:szCs w:val="28"/>
+        </w:rPr>
+      </w:pPr>
+      <w:r>
+        <w:rPr>
+          <w:sz w:val="28"/>
+          <w:szCs w:val="28"/>
+        </w:rPr>
+        <w:t>Функция preprocess_text() последовательно вызывает clean_text() и lemmatize_text(). Функция clean_text() удаляет HTML-теги, URL, адреса электронной почты и телефонные номера с помощью регулярных выражений, затем приводит текст к нижнему регистру. Функция lemmatize_text() разбивает текст на слова, фильтрует стоп-слова и слова длиной менее 3 символов, а затем для каждого слова определяет нормальную форму (лемму):</w:t>
       </w:r>
     </w:p>
     <w:p>
@@ -7082,105 +5226,25 @@
           <w:sz w:val="28"/>
           <w:szCs w:val="28"/>
         </w:rPr>
-        <w:t>Вычисление сходства (</w:t>
-      </w:r>
-      <w:proofErr w:type="spellStart"/>
-      <w:r>
-        <w:rPr>
-          <w:sz w:val="28"/>
-          <w:szCs w:val="28"/>
-        </w:rPr>
-        <w:t>calculate_similarity</w:t>
-      </w:r>
-      <w:proofErr w:type="spellEnd"/>
-      <w:r>
-        <w:rPr>
-          <w:sz w:val="28"/>
-          <w:szCs w:val="28"/>
-        </w:rPr>
-        <w:t>)</w:t>
-      </w:r>
-    </w:p>
-    <w:p>
-      <w:pPr>
-        <w:spacing w:line="360" w:lineRule="auto"/>
-        <w:ind w:firstLine="709"/>
-        <w:jc w:val="both"/>
-        <w:rPr>
-          <w:sz w:val="28"/>
-          <w:szCs w:val="28"/>
-        </w:rPr>
-      </w:pPr>
-      <w:r>
-        <w:rPr>
-          <w:sz w:val="28"/>
-          <w:szCs w:val="28"/>
-        </w:rPr>
-        <w:t xml:space="preserve">Функция </w:t>
-      </w:r>
-      <w:proofErr w:type="spellStart"/>
-      <w:r>
-        <w:rPr>
-          <w:sz w:val="28"/>
-          <w:szCs w:val="28"/>
-        </w:rPr>
-        <w:t>calculate_similarity</w:t>
-      </w:r>
-      <w:proofErr w:type="spellEnd"/>
-      <w:r>
-        <w:rPr>
-          <w:sz w:val="28"/>
-          <w:szCs w:val="28"/>
-        </w:rPr>
-        <w:t xml:space="preserve">() кодирует оба </w:t>
-      </w:r>
-      <w:proofErr w:type="spellStart"/>
-      <w:r>
-        <w:rPr>
-          <w:sz w:val="28"/>
-          <w:szCs w:val="28"/>
-        </w:rPr>
-        <w:t>предобработанных</w:t>
-      </w:r>
-      <w:proofErr w:type="spellEnd"/>
-      <w:r>
-        <w:rPr>
-          <w:sz w:val="28"/>
-          <w:szCs w:val="28"/>
-        </w:rPr>
-        <w:t xml:space="preserve"> текста в векторы с помощью метода </w:t>
-      </w:r>
-      <w:proofErr w:type="spellStart"/>
-      <w:r>
-        <w:rPr>
-          <w:sz w:val="28"/>
-          <w:szCs w:val="28"/>
-        </w:rPr>
-        <w:t>encode</w:t>
-      </w:r>
-      <w:proofErr w:type="spellEnd"/>
-      <w:r>
-        <w:rPr>
-          <w:sz w:val="28"/>
-          <w:szCs w:val="28"/>
-        </w:rPr>
-        <w:t xml:space="preserve">() и вычисляет косинусное сходство через </w:t>
-      </w:r>
-      <w:proofErr w:type="spellStart"/>
-      <w:r>
-        <w:rPr>
-          <w:sz w:val="28"/>
-          <w:szCs w:val="28"/>
-        </w:rPr>
-        <w:t>util.cos_sim</w:t>
-      </w:r>
-      <w:proofErr w:type="spellEnd"/>
-      <w:r>
-        <w:rPr>
-          <w:sz w:val="28"/>
-          <w:szCs w:val="28"/>
-        </w:rPr>
-        <w:t>():</w:t>
+        <w:t>Вычисление сходства (calculate_similarity)</w:t>
+      </w:r>
+    </w:p>
+    <w:p>
+      <w:pPr>
+        <w:spacing w:line="360" w:lineRule="auto"/>
+        <w:ind w:firstLine="709"/>
+        <w:jc w:val="both"/>
+        <w:rPr>
+          <w:sz w:val="28"/>
+          <w:szCs w:val="28"/>
+        </w:rPr>
+      </w:pPr>
+      <w:r>
+        <w:rPr>
+          <w:sz w:val="28"/>
+          <w:szCs w:val="28"/>
+        </w:rPr>
+        <w:t>Функция calculate_similarity() кодирует оба предобработанных текста в векторы с помощью метода encode() и вычисляет косинусное сходство через util.cos_sim():</w:t>
       </w:r>
     </w:p>
     <w:p>
@@ -7269,57 +5333,25 @@
           <w:sz w:val="28"/>
           <w:szCs w:val="28"/>
         </w:rPr>
-        <w:t>Извлечение ключевых слов (</w:t>
-      </w:r>
-      <w:proofErr w:type="spellStart"/>
-      <w:r>
-        <w:rPr>
-          <w:sz w:val="28"/>
-          <w:szCs w:val="28"/>
-        </w:rPr>
-        <w:t>extract_keywords</w:t>
-      </w:r>
-      <w:proofErr w:type="spellEnd"/>
-      <w:r>
-        <w:rPr>
-          <w:sz w:val="28"/>
-          <w:szCs w:val="28"/>
-        </w:rPr>
-        <w:t>)</w:t>
-      </w:r>
-    </w:p>
-    <w:p>
-      <w:pPr>
-        <w:spacing w:line="360" w:lineRule="auto"/>
-        <w:ind w:firstLine="709"/>
-        <w:jc w:val="both"/>
-        <w:rPr>
-          <w:sz w:val="28"/>
-          <w:szCs w:val="28"/>
-        </w:rPr>
-      </w:pPr>
-      <w:r>
-        <w:rPr>
-          <w:sz w:val="28"/>
-          <w:szCs w:val="28"/>
-        </w:rPr>
-        <w:t xml:space="preserve">Функция </w:t>
-      </w:r>
-      <w:proofErr w:type="spellStart"/>
-      <w:r>
-        <w:rPr>
-          <w:sz w:val="28"/>
-          <w:szCs w:val="28"/>
-        </w:rPr>
-        <w:t>extract_keywords</w:t>
-      </w:r>
-      <w:proofErr w:type="spellEnd"/>
-      <w:r>
-        <w:rPr>
-          <w:sz w:val="28"/>
-          <w:szCs w:val="28"/>
-        </w:rPr>
-        <w:t>() вычисляет частотный рейтинг слов в тексте с повышающим коэффициентом (бонусом ×3) для слов, входящих в словарь IT_SKILLS. Это гарантирует, что технические навыки попадут в топ-N ключевых слов, даже если они встречаются реже общих слов:</w:t>
+        <w:t>Извлечение ключевых слов (extract_keywords)</w:t>
+      </w:r>
+    </w:p>
+    <w:p>
+      <w:pPr>
+        <w:spacing w:line="360" w:lineRule="auto"/>
+        <w:ind w:firstLine="709"/>
+        <w:jc w:val="both"/>
+        <w:rPr>
+          <w:sz w:val="28"/>
+          <w:szCs w:val="28"/>
+        </w:rPr>
+      </w:pPr>
+      <w:r>
+        <w:rPr>
+          <w:sz w:val="28"/>
+          <w:szCs w:val="28"/>
+        </w:rPr>
+        <w:t>Функция extract_keywords() вычисляет частотный рейтинг слов в тексте с повышающим коэффициентом (бонусом ×3) для слов, входящих в словарь IT_SKILLS. Это гарантирует, что технические навыки попадут в топ-N ключевых слов, даже если они встречаются реже общих слов:</w:t>
       </w:r>
     </w:p>
     <w:p>
@@ -7417,39 +5449,7 @@
           <w:sz w:val="28"/>
           <w:szCs w:val="28"/>
         </w:rPr>
-        <w:t xml:space="preserve">Файл app.py реализует полный пользовательский интерфейс с использованием фреймворка </w:t>
-      </w:r>
-      <w:proofErr w:type="spellStart"/>
-      <w:r>
-        <w:rPr>
-          <w:sz w:val="28"/>
-          <w:szCs w:val="28"/>
-        </w:rPr>
-        <w:t>Streamlit</w:t>
-      </w:r>
-      <w:proofErr w:type="spellEnd"/>
-      <w:r>
-        <w:rPr>
-          <w:sz w:val="28"/>
-          <w:szCs w:val="28"/>
-        </w:rPr>
-        <w:t xml:space="preserve">. </w:t>
-      </w:r>
-      <w:proofErr w:type="spellStart"/>
-      <w:r>
-        <w:rPr>
-          <w:sz w:val="28"/>
-          <w:szCs w:val="28"/>
-        </w:rPr>
-        <w:t>Streamlit</w:t>
-      </w:r>
-      <w:proofErr w:type="spellEnd"/>
-      <w:r>
-        <w:rPr>
-          <w:sz w:val="28"/>
-          <w:szCs w:val="28"/>
-        </w:rPr>
-        <w:t xml:space="preserve"> позволяет создавать интерактивные веб-приложения на чистом Python без написания HTML, CSS и JavaScript, что идеально подходит для быстрой разработки прототипов и инструментов анализа данных.</w:t>
+        <w:t>Файл app.py реализует полный пользовательский интерфейс с использованием фреймворка Streamlit. Streamlit позволяет создавать интерактивные веб-приложения на чистом Python без написания HTML, CSS и JavaScript, что идеально подходит для быстрой разработки прототипов и инструментов анализа данных.</w:t>
       </w:r>
     </w:p>
     <w:p>
@@ -7569,71 +5569,30 @@
           <w:szCs w:val="28"/>
         </w:rPr>
       </w:pPr>
-      <w:proofErr w:type="spellStart"/>
-      <w:r>
-        <w:rPr>
-          <w:sz w:val="28"/>
-          <w:szCs w:val="28"/>
-        </w:rPr>
-        <w:t>Двухколоночный</w:t>
-      </w:r>
-      <w:proofErr w:type="spellEnd"/>
-      <w:r>
-        <w:rPr>
-          <w:sz w:val="28"/>
-          <w:szCs w:val="28"/>
-        </w:rPr>
-        <w:t xml:space="preserve"> ввод данных</w:t>
-      </w:r>
-    </w:p>
-    <w:p>
-      <w:pPr>
-        <w:spacing w:line="360" w:lineRule="auto"/>
-        <w:ind w:firstLine="709"/>
-        <w:jc w:val="both"/>
-        <w:rPr>
-          <w:sz w:val="28"/>
-          <w:szCs w:val="28"/>
-        </w:rPr>
-      </w:pPr>
-      <w:r>
-        <w:rPr>
-          <w:sz w:val="28"/>
-          <w:szCs w:val="28"/>
-        </w:rPr>
-        <w:t xml:space="preserve">Интерфейс ввода организован в виде двух колонок: левая предназначена для текста вакансии, правая — для резюме. Каждая колонка поддерживает два режима ввода: текстовое поле и загрузку файла (TXT или PDF). При загрузке PDF вызывается функция </w:t>
-      </w:r>
-      <w:proofErr w:type="spellStart"/>
-      <w:r>
-        <w:rPr>
-          <w:sz w:val="28"/>
-          <w:szCs w:val="28"/>
-        </w:rPr>
-        <w:t>extract_text_from_pdf</w:t>
-      </w:r>
-      <w:proofErr w:type="spellEnd"/>
-      <w:r>
-        <w:rPr>
-          <w:sz w:val="28"/>
-          <w:szCs w:val="28"/>
-        </w:rPr>
-        <w:t xml:space="preserve">() из utils.py, основанная на библиотеке </w:t>
-      </w:r>
-      <w:proofErr w:type="spellStart"/>
-      <w:r>
-        <w:rPr>
-          <w:sz w:val="28"/>
-          <w:szCs w:val="28"/>
-        </w:rPr>
-        <w:t>pdfplumber</w:t>
-      </w:r>
-      <w:proofErr w:type="spellEnd"/>
-      <w:r>
-        <w:rPr>
-          <w:sz w:val="28"/>
-          <w:szCs w:val="28"/>
-        </w:rPr>
-        <w:t>:</w:t>
+      <w:r>
+        <w:rPr>
+          <w:sz w:val="28"/>
+          <w:szCs w:val="28"/>
+        </w:rPr>
+        <w:t>Двухколоночный ввод данных</w:t>
+      </w:r>
+    </w:p>
+    <w:p>
+      <w:pPr>
+        <w:spacing w:line="360" w:lineRule="auto"/>
+        <w:ind w:firstLine="709"/>
+        <w:jc w:val="both"/>
+        <w:rPr>
+          <w:sz w:val="28"/>
+          <w:szCs w:val="28"/>
+        </w:rPr>
+      </w:pPr>
+      <w:r>
+        <w:rPr>
+          <w:sz w:val="28"/>
+          <w:szCs w:val="28"/>
+        </w:rPr>
+        <w:t>Интерфейс ввода организован в виде двух колонок: левая предназначена для текста вакансии, правая — для резюме. Каждая колонка поддерживает два режима ввода: текстовое поле и загрузку файла (TXT или PDF). При загрузке PDF вызывается функция extract_text_from_pdf() из utils.py, основанная на библиотеке pdfplumber:</w:t>
       </w:r>
     </w:p>
     <w:p>
@@ -7703,23 +5662,7 @@
           <w:sz w:val="28"/>
           <w:szCs w:val="28"/>
         </w:rPr>
-        <w:t xml:space="preserve">Рисунок 11. </w:t>
-      </w:r>
-      <w:proofErr w:type="spellStart"/>
-      <w:r>
-        <w:rPr>
-          <w:sz w:val="28"/>
-          <w:szCs w:val="28"/>
-        </w:rPr>
-        <w:t>Двухколоночный</w:t>
-      </w:r>
-      <w:proofErr w:type="spellEnd"/>
-      <w:r>
-        <w:rPr>
-          <w:sz w:val="28"/>
-          <w:szCs w:val="28"/>
-        </w:rPr>
-        <w:t xml:space="preserve"> ввод данных</w:t>
+        <w:t>Рисунок 11. Двухколоночный ввод данных</w:t>
       </w:r>
     </w:p>
     <w:p>
@@ -7755,23 +5698,7 @@
           <w:sz w:val="28"/>
           <w:szCs w:val="28"/>
         </w:rPr>
-        <w:t>После нажатия кнопки «Оценить соответствие» система последовательно выполняет три шага анализа, отображая прогресс через интерактивный прогресс-бар: предобработку текстов (</w:t>
-      </w:r>
-      <w:proofErr w:type="spellStart"/>
-      <w:r>
-        <w:rPr>
-          <w:sz w:val="28"/>
-          <w:szCs w:val="28"/>
-        </w:rPr>
-        <w:t>лемматизация</w:t>
-      </w:r>
-      <w:proofErr w:type="spellEnd"/>
-      <w:r>
-        <w:rPr>
-          <w:sz w:val="28"/>
-          <w:szCs w:val="28"/>
-        </w:rPr>
-        <w:t>), векторизацию и вычисление сходства, извлечение ключевых слов.</w:t>
+        <w:t>После нажатия кнопки «Оценить соответствие» система последовательно выполняет три шага анализа, отображая прогресс через интерактивный прогресс-бар: предобработку текстов (лемматизация), векторизацию и вычисление сходства, извлечение ключевых слов.</w:t>
       </w:r>
       <w:r>
         <w:rPr>
@@ -7832,23 +5759,7 @@
           <w:sz w:val="28"/>
           <w:szCs w:val="28"/>
         </w:rPr>
-        <w:t xml:space="preserve">Рисунок 12. </w:t>
-      </w:r>
-      <w:proofErr w:type="spellStart"/>
-      <w:r>
-        <w:rPr>
-          <w:sz w:val="28"/>
-          <w:szCs w:val="28"/>
-        </w:rPr>
-        <w:t>Двухколоночный</w:t>
-      </w:r>
-      <w:proofErr w:type="spellEnd"/>
-      <w:r>
-        <w:rPr>
-          <w:sz w:val="28"/>
-          <w:szCs w:val="28"/>
-        </w:rPr>
-        <w:t xml:space="preserve"> ввод данных</w:t>
+        <w:t>Рисунок 12. Двухколоночный ввод данных</w:t>
       </w:r>
     </w:p>
     <w:p>
@@ -7883,23 +5794,7 @@
           <w:sz w:val="28"/>
           <w:szCs w:val="28"/>
         </w:rPr>
-        <w:t xml:space="preserve">Результаты анализа отображаются в нескольких блоках. Блок метрик показывает процент соответствия, уровень и статус в трёх колонках через компонент </w:t>
-      </w:r>
-      <w:proofErr w:type="spellStart"/>
-      <w:r>
-        <w:rPr>
-          <w:sz w:val="28"/>
-          <w:szCs w:val="28"/>
-        </w:rPr>
-        <w:t>st.metric</w:t>
-      </w:r>
-      <w:proofErr w:type="spellEnd"/>
-      <w:r>
-        <w:rPr>
-          <w:sz w:val="28"/>
-          <w:szCs w:val="28"/>
-        </w:rPr>
-        <w:t>(). Ниже следует визуальный прогресс-бар с заполнением, соответствующим оценке. Блок ключевых слов показывает извлечённые навыки из обоих текстов в цветных информационных блоках. Совпадающие навыки (пересечение двух множеств) выделяются отдельно в блоке зелёного цвета. В конце страницы отображается текстовая рекомендация, зависящая от диапазона итоговой оценки:</w:t>
+        <w:t>Результаты анализа отображаются в нескольких блоках. Блок метрик показывает процент соответствия, уровень и статус в трёх колонках через компонент st.metric(). Ниже следует визуальный прогресс-бар с заполнением, соответствующим оценке. Блок ключевых слов показывает извлечённые навыки из обоих текстов в цветных информационных блоках. Совпадающие навыки (пересечение двух множеств) выделяются отдельно в блоке зелёного цвета. В конце страницы отображается текстовая рекомендация, зависящая от диапазона итоговой оценки:</w:t>
       </w:r>
     </w:p>
     <w:p>
@@ -8036,39 +5931,7 @@
           <w:sz w:val="28"/>
           <w:szCs w:val="28"/>
         </w:rPr>
-        <w:t xml:space="preserve">Функции </w:t>
-      </w:r>
-      <w:proofErr w:type="spellStart"/>
-      <w:r>
-        <w:rPr>
-          <w:sz w:val="28"/>
-          <w:szCs w:val="28"/>
-        </w:rPr>
-        <w:t>clean_text</w:t>
-      </w:r>
-      <w:proofErr w:type="spellEnd"/>
-      <w:r>
-        <w:rPr>
-          <w:sz w:val="28"/>
-          <w:szCs w:val="28"/>
-        </w:rPr>
-        <w:t xml:space="preserve">() и </w:t>
-      </w:r>
-      <w:proofErr w:type="spellStart"/>
-      <w:r>
-        <w:rPr>
-          <w:sz w:val="28"/>
-          <w:szCs w:val="28"/>
-        </w:rPr>
-        <w:t>lemmatize_text</w:t>
-      </w:r>
-      <w:proofErr w:type="spellEnd"/>
-      <w:r>
-        <w:rPr>
-          <w:sz w:val="28"/>
-          <w:szCs w:val="28"/>
-        </w:rPr>
-        <w:t>() проверялись на тестовых строках с HTML-разметкой, URL, телефонными номерами и текстами с различными морфологическими формами. Например, слова «разрабатываю», «разработка», «разработал» должны быть приведены к единой лемме «разрабатывать»</w:t>
+        <w:t>Функции clean_text() и lemmatize_text() проверялись на тестовых строках с HTML-разметкой, URL, телефонными номерами и текстами с различными морфологическими формами. Например, слова «разрабатываю», «разработка», «разработал» должны быть приведены к единой лемме «разрабатывать»</w:t>
       </w:r>
       <w:r>
         <w:rPr>
@@ -8159,39 +6022,7 @@
           <w:szCs w:val="28"/>
         </w:rPr>
         <w:tab/>
-        <w:t xml:space="preserve">«Релевантные» — вакансия и резюме из одной IT-специализации (Python </w:t>
-      </w:r>
-      <w:proofErr w:type="spellStart"/>
-      <w:r>
-        <w:rPr>
-          <w:sz w:val="28"/>
-          <w:szCs w:val="28"/>
-        </w:rPr>
-        <w:t>Backend</w:t>
-      </w:r>
-      <w:proofErr w:type="spellEnd"/>
-      <w:r>
-        <w:rPr>
-          <w:sz w:val="28"/>
-          <w:szCs w:val="28"/>
-        </w:rPr>
-        <w:t xml:space="preserve"> / Python </w:t>
-      </w:r>
-      <w:proofErr w:type="spellStart"/>
-      <w:r>
-        <w:rPr>
-          <w:sz w:val="28"/>
-          <w:szCs w:val="28"/>
-        </w:rPr>
-        <w:t>Backend</w:t>
-      </w:r>
-      <w:proofErr w:type="spellEnd"/>
-      <w:r>
-        <w:rPr>
-          <w:sz w:val="28"/>
-          <w:szCs w:val="28"/>
-        </w:rPr>
-        <w:t>);</w:t>
+        <w:t>«Релевантные» — вакансия и резюме из одной IT-специализации (Python Backend / Python Backend);</w:t>
       </w:r>
     </w:p>
     <w:p>
@@ -8217,39 +6048,7 @@
           <w:szCs w:val="28"/>
         </w:rPr>
         <w:tab/>
-        <w:t>«Частично релевантные» — смежные специализации (</w:t>
-      </w:r>
-      <w:proofErr w:type="spellStart"/>
-      <w:r>
-        <w:rPr>
-          <w:sz w:val="28"/>
-          <w:szCs w:val="28"/>
-        </w:rPr>
-        <w:t>Backend</w:t>
-      </w:r>
-      <w:proofErr w:type="spellEnd"/>
-      <w:r>
-        <w:rPr>
-          <w:sz w:val="28"/>
-          <w:szCs w:val="28"/>
-        </w:rPr>
-        <w:t xml:space="preserve"> / Full-</w:t>
-      </w:r>
-      <w:proofErr w:type="spellStart"/>
-      <w:r>
-        <w:rPr>
-          <w:sz w:val="28"/>
-          <w:szCs w:val="28"/>
-        </w:rPr>
-        <w:t>stack</w:t>
-      </w:r>
-      <w:proofErr w:type="spellEnd"/>
-      <w:r>
-        <w:rPr>
-          <w:sz w:val="28"/>
-          <w:szCs w:val="28"/>
-        </w:rPr>
-        <w:t>, Data Science / ML-инженер);</w:t>
+        <w:t>«Частично релевантные» — смежные специализации (Backend / Full-stack, Data Science / ML-инженер);</w:t>
       </w:r>
     </w:p>
     <w:p>
@@ -8275,39 +6074,7 @@
           <w:szCs w:val="28"/>
         </w:rPr>
         <w:tab/>
-        <w:t>«Нерелевантные» — противоположные специализации (</w:t>
-      </w:r>
-      <w:proofErr w:type="spellStart"/>
-      <w:r>
-        <w:rPr>
-          <w:sz w:val="28"/>
-          <w:szCs w:val="28"/>
-        </w:rPr>
-        <w:t>Backend</w:t>
-      </w:r>
-      <w:proofErr w:type="spellEnd"/>
-      <w:r>
-        <w:rPr>
-          <w:sz w:val="28"/>
-          <w:szCs w:val="28"/>
-        </w:rPr>
-        <w:t xml:space="preserve"> / UX-дизайнер, </w:t>
-      </w:r>
-      <w:proofErr w:type="spellStart"/>
-      <w:r>
-        <w:rPr>
-          <w:sz w:val="28"/>
-          <w:szCs w:val="28"/>
-        </w:rPr>
-        <w:t>DevOps</w:t>
-      </w:r>
-      <w:proofErr w:type="spellEnd"/>
-      <w:r>
-        <w:rPr>
-          <w:sz w:val="28"/>
-          <w:szCs w:val="28"/>
-        </w:rPr>
-        <w:t xml:space="preserve"> / HR-менеджер).</w:t>
+        <w:t>«Нерелевантные» — противоположные специализации (Backend / UX-дизайнер, DevOps / HR-менеджер).</w:t>
       </w:r>
     </w:p>
     <w:p>
@@ -8998,23 +6765,7 @@
           <w:szCs w:val="28"/>
         </w:rPr>
         <w:lastRenderedPageBreak/>
-        <w:t xml:space="preserve">Интерфейс тестировался в браузерах Google </w:t>
-      </w:r>
-      <w:proofErr w:type="spellStart"/>
-      <w:r>
-        <w:rPr>
-          <w:sz w:val="28"/>
-          <w:szCs w:val="28"/>
-        </w:rPr>
-        <w:t>Chrome</w:t>
-      </w:r>
-      <w:proofErr w:type="spellEnd"/>
-      <w:r>
-        <w:rPr>
-          <w:sz w:val="28"/>
-          <w:szCs w:val="28"/>
-        </w:rPr>
-        <w:t xml:space="preserve"> и Mozilla Firefox. Проверялась корректность отображения всех компонентов, работа загрузки файлов TXT и PDF, поведение системы при пустых полях ввода (система выводит сообщение об ошибке без краша) и при очень коротких текстах. Все сценарии отработали корректно.</w:t>
+        <w:t>Интерфейс тестировался в браузерах Google Chrome и Mozilla Firefox. Проверялась корректность отображения всех компонентов, работа загрузки файлов TXT и PDF, поведение системы при пустых полях ввода (система выводит сообщение об ошибке без краша) и при очень коротких текстах. Все сценарии отработали корректно.</w:t>
       </w:r>
     </w:p>
     <w:p>
@@ -9070,73 +6821,25 @@
           <w:sz w:val="28"/>
           <w:szCs w:val="28"/>
         </w:rPr>
-        <w:t xml:space="preserve">В ходе выполнения курсового проекта был разработан полнофункциональный веб-сервис для автоматизированного анализа соответствия резюме требованиям вакансии на основе технологий обработки естественного языка и нейросетевых семантических </w:t>
-      </w:r>
-      <w:proofErr w:type="spellStart"/>
-      <w:r>
-        <w:rPr>
-          <w:sz w:val="28"/>
-          <w:szCs w:val="28"/>
-        </w:rPr>
-        <w:t>эмбеддингов</w:t>
-      </w:r>
-      <w:proofErr w:type="spellEnd"/>
-      <w:r>
-        <w:rPr>
-          <w:sz w:val="28"/>
-          <w:szCs w:val="28"/>
-        </w:rPr>
-        <w:t>.</w:t>
-      </w:r>
-    </w:p>
-    <w:p>
-      <w:pPr>
-        <w:spacing w:line="360" w:lineRule="auto"/>
-        <w:ind w:firstLine="709"/>
-        <w:jc w:val="both"/>
-        <w:rPr>
-          <w:sz w:val="28"/>
-          <w:szCs w:val="28"/>
-        </w:rPr>
-      </w:pPr>
-      <w:r>
-        <w:rPr>
-          <w:sz w:val="28"/>
-          <w:szCs w:val="28"/>
-        </w:rPr>
-        <w:t xml:space="preserve">В рамках теоретической части был изучен современный контекст применения AI в HR-технологиях, рассмотрены принципы работы </w:t>
-      </w:r>
-      <w:proofErr w:type="spellStart"/>
-      <w:r>
-        <w:rPr>
-          <w:sz w:val="28"/>
-          <w:szCs w:val="28"/>
-        </w:rPr>
-        <w:t>трансформерной</w:t>
-      </w:r>
-      <w:proofErr w:type="spellEnd"/>
-      <w:r>
-        <w:rPr>
-          <w:sz w:val="28"/>
-          <w:szCs w:val="28"/>
-        </w:rPr>
-        <w:t xml:space="preserve"> архитектуры, векторных представлений текстов и модели </w:t>
-      </w:r>
-      <w:proofErr w:type="spellStart"/>
-      <w:r>
-        <w:rPr>
-          <w:sz w:val="28"/>
-          <w:szCs w:val="28"/>
-        </w:rPr>
-        <w:t>Sentence</w:t>
-      </w:r>
-      <w:proofErr w:type="spellEnd"/>
-      <w:r>
-        <w:rPr>
-          <w:sz w:val="28"/>
-          <w:szCs w:val="28"/>
-        </w:rPr>
-        <w:t>-BERT, проведён сравнительный анализ существующих решений в области автоматизации рекрутинга.</w:t>
+        <w:t>В ходе выполнения курсового проекта был разработан полнофункциональный веб-сервис для автоматизированного анализа соответствия резюме требованиям вакансии на основе технологий обработки естественного языка и нейросетевых семантических эмбеддингов.</w:t>
+      </w:r>
+    </w:p>
+    <w:p>
+      <w:pPr>
+        <w:spacing w:line="360" w:lineRule="auto"/>
+        <w:ind w:firstLine="709"/>
+        <w:jc w:val="both"/>
+        <w:rPr>
+          <w:sz w:val="28"/>
+          <w:szCs w:val="28"/>
+        </w:rPr>
+      </w:pPr>
+      <w:r>
+        <w:rPr>
+          <w:sz w:val="28"/>
+          <w:szCs w:val="28"/>
+        </w:rPr>
+        <w:t>В рамках теоретической части был изучен современный контекст применения AI в HR-технологиях, рассмотрены принципы работы трансформерной архитектуры, векторных представлений текстов и модели Sentence-BERT, проведён сравнительный анализ существующих решений в области автоматизации рекрутинга.</w:t>
       </w:r>
     </w:p>
     <w:p>
@@ -9206,39 +6909,7 @@
           <w:szCs w:val="28"/>
         </w:rPr>
         <w:tab/>
-        <w:t xml:space="preserve">Скрипт train_model.py — процедура </w:t>
-      </w:r>
-      <w:proofErr w:type="spellStart"/>
-      <w:r>
-        <w:rPr>
-          <w:sz w:val="28"/>
-          <w:szCs w:val="28"/>
-        </w:rPr>
-        <w:t>fine-tuning</w:t>
-      </w:r>
-      <w:proofErr w:type="spellEnd"/>
-      <w:r>
-        <w:rPr>
-          <w:sz w:val="28"/>
-          <w:szCs w:val="28"/>
-        </w:rPr>
-        <w:t xml:space="preserve"> языковой модели с использованием </w:t>
-      </w:r>
-      <w:proofErr w:type="spellStart"/>
-      <w:r>
-        <w:rPr>
-          <w:sz w:val="28"/>
-          <w:szCs w:val="28"/>
-        </w:rPr>
-        <w:t>MultipleNegativesRankingLoss</w:t>
-      </w:r>
-      <w:proofErr w:type="spellEnd"/>
-      <w:r>
-        <w:rPr>
-          <w:sz w:val="28"/>
-          <w:szCs w:val="28"/>
-        </w:rPr>
-        <w:t>, позволяющая адаптировать модель к специфике HR-текстов;</w:t>
+        <w:t>Скрипт train_model.py — процедура fine-tuning языковой модели с использованием MultipleNegativesRankingLoss, позволяющая адаптировать модель к специфике HR-текстов;</w:t>
       </w:r>
     </w:p>
     <w:p>
@@ -9264,23 +6935,7 @@
           <w:szCs w:val="28"/>
         </w:rPr>
         <w:tab/>
-        <w:t xml:space="preserve">Модуль utils.py — ядро NLP-обработки, реализующее </w:t>
-      </w:r>
-      <w:proofErr w:type="spellStart"/>
-      <w:r>
-        <w:rPr>
-          <w:sz w:val="28"/>
-          <w:szCs w:val="28"/>
-        </w:rPr>
-        <w:t>лемматизацию</w:t>
-      </w:r>
-      <w:proofErr w:type="spellEnd"/>
-      <w:r>
-        <w:rPr>
-          <w:sz w:val="28"/>
-          <w:szCs w:val="28"/>
-        </w:rPr>
-        <w:t>, фильтрацию стоп-слов, кэшированную загрузку модели, вычисление косинусного сходства и извлечение ключевых навыков с приоритизацией IT-терминов;</w:t>
+        <w:t>Модуль utils.py — ядро NLP-обработки, реализующее лемматизацию, фильтрацию стоп-слов, кэшированную загрузку модели, вычисление косинусного сходства и извлечение ключевых навыков с приоритизацией IT-терминов;</w:t>
       </w:r>
     </w:p>
     <w:p>
@@ -9306,23 +6961,7 @@
           <w:szCs w:val="28"/>
         </w:rPr>
         <w:tab/>
-        <w:t xml:space="preserve">Приложение app.py — интерактивный веб-интерфейс на </w:t>
-      </w:r>
-      <w:proofErr w:type="spellStart"/>
-      <w:r>
-        <w:rPr>
-          <w:sz w:val="28"/>
-          <w:szCs w:val="28"/>
-        </w:rPr>
-        <w:t>Streamlit</w:t>
-      </w:r>
-      <w:proofErr w:type="spellEnd"/>
-      <w:r>
-        <w:rPr>
-          <w:sz w:val="28"/>
-          <w:szCs w:val="28"/>
-        </w:rPr>
-        <w:t>, поддерживающий ввод текстов вручную и загрузку PDF/TXT-файлов.</w:t>
+        <w:t>Приложение app.py — интерактивный веб-интерфейс на Streamlit, поддерживающий ввод текстов вручную и загрузку PDF/TXT-файлов.</w:t>
       </w:r>
     </w:p>
     <w:p>
@@ -9545,25 +7184,7 @@
           <w:sz w:val="28"/>
           <w:szCs w:val="28"/>
         </w:rPr>
-        <w:t xml:space="preserve">Документация </w:t>
-      </w:r>
-      <w:proofErr w:type="spellStart"/>
-      <w:r>
-        <w:rPr>
-          <w:rFonts w:ascii="Times New Roman" w:hAnsi="Times New Roman" w:cs="Times New Roman"/>
-          <w:sz w:val="28"/>
-          <w:szCs w:val="28"/>
-        </w:rPr>
-        <w:t>FastAPI</w:t>
-      </w:r>
-      <w:proofErr w:type="spellEnd"/>
-      <w:r>
-        <w:rPr>
-          <w:rFonts w:ascii="Times New Roman" w:hAnsi="Times New Roman" w:cs="Times New Roman"/>
-          <w:sz w:val="28"/>
-          <w:szCs w:val="28"/>
-        </w:rPr>
-        <w:t xml:space="preserve">. (2026). </w:t>
+        <w:t xml:space="preserve">Документация FastAPI. (2026). </w:t>
       </w:r>
       <w:r>
         <w:rPr>
@@ -9612,23 +7233,13 @@
           <w:szCs w:val="28"/>
         </w:rPr>
       </w:pPr>
-      <w:proofErr w:type="spellStart"/>
       <w:r>
         <w:rPr>
           <w:rFonts w:ascii="Times New Roman" w:hAnsi="Times New Roman" w:cs="Times New Roman"/>
           <w:sz w:val="28"/>
           <w:szCs w:val="28"/>
         </w:rPr>
-        <w:t>HeadHunter</w:t>
-      </w:r>
-      <w:proofErr w:type="spellEnd"/>
-      <w:r>
-        <w:rPr>
-          <w:rFonts w:ascii="Times New Roman" w:hAnsi="Times New Roman" w:cs="Times New Roman"/>
-          <w:sz w:val="28"/>
-          <w:szCs w:val="28"/>
-        </w:rPr>
-        <w:t xml:space="preserve">. (2026). Аналитика рынка труда: Тренды в подборе персонала. </w:t>
+        <w:t xml:space="preserve">HeadHunter. (2026). Аналитика рынка труда: Тренды в подборе персонала. </w:t>
       </w:r>
       <w:r>
         <w:rPr>
@@ -9685,7 +7296,7 @@
           <w:szCs w:val="28"/>
           <w:lang w:val="en-US"/>
         </w:rPr>
-        <w:t>Pre-training of Deep Bidirectional Transformers for Language Understanding.</w:t>
+        <w:t xml:space="preserve">Pre-training of Deep Bidirectional Transformers for Language Understanding. </w:t>
       </w:r>
       <w:r>
         <w:rPr>
@@ -9694,7 +7305,7 @@
           <w:szCs w:val="28"/>
           <w:lang w:val="en-US"/>
         </w:rPr>
-        <w:t xml:space="preserve"> </w:t>
+        <w:t>Proceedings of NAACL-HLT 20</w:t>
       </w:r>
       <w:r>
         <w:rPr>
@@ -9703,7 +7314,7 @@
           <w:szCs w:val="28"/>
           <w:lang w:val="en-US"/>
         </w:rPr>
-        <w:t>Proceedings of NAACL-HLT 20</w:t>
+        <w:t>25</w:t>
       </w:r>
       <w:r>
         <w:rPr>
@@ -9712,25 +7323,7 @@
           <w:szCs w:val="28"/>
           <w:lang w:val="en-US"/>
         </w:rPr>
-        <w:t>25</w:t>
-      </w:r>
-      <w:r>
-        <w:rPr>
-          <w:rFonts w:ascii="Times New Roman" w:hAnsi="Times New Roman" w:cs="Times New Roman"/>
-          <w:sz w:val="28"/>
-          <w:szCs w:val="28"/>
-          <w:lang w:val="en-US"/>
-        </w:rPr>
-        <w:t>.</w:t>
-      </w:r>
-      <w:r>
-        <w:rPr>
-          <w:rFonts w:ascii="Times New Roman" w:hAnsi="Times New Roman" w:cs="Times New Roman"/>
-          <w:sz w:val="28"/>
-          <w:szCs w:val="28"/>
-          <w:lang w:val="en-US"/>
-        </w:rPr>
-        <w:t xml:space="preserve"> (</w:t>
+        <w:t>. (</w:t>
       </w:r>
       <w:hyperlink r:id="rId24" w:history="1">
         <w:r>
@@ -9817,16 +7410,7 @@
           <w:szCs w:val="28"/>
           <w:lang w:val="en-US"/>
         </w:rPr>
-        <w:t>).</w:t>
-      </w:r>
-      <w:r>
-        <w:rPr>
-          <w:rFonts w:ascii="Times New Roman" w:hAnsi="Times New Roman" w:cs="Times New Roman"/>
-          <w:sz w:val="28"/>
-          <w:szCs w:val="28"/>
-          <w:lang w:val="en-US"/>
-        </w:rPr>
-        <w:t xml:space="preserve"> (</w:t>
+        <w:t>). (</w:t>
       </w:r>
       <w:hyperlink r:id="rId25" w:history="1">
         <w:r>
@@ -9869,7 +7453,6 @@
           <w:szCs w:val="28"/>
         </w:rPr>
       </w:pPr>
-      <w:proofErr w:type="spellStart"/>
       <w:r>
         <w:rPr>
           <w:rFonts w:ascii="Times New Roman" w:hAnsi="Times New Roman" w:cs="Times New Roman"/>
@@ -9877,55 +7460,7 @@
           <w:szCs w:val="28"/>
           <w:lang w:val="en-US"/>
         </w:rPr>
-        <w:t>Streamlit</w:t>
-      </w:r>
-      <w:proofErr w:type="spellEnd"/>
-      <w:r>
-        <w:rPr>
-          <w:rFonts w:ascii="Times New Roman" w:hAnsi="Times New Roman" w:cs="Times New Roman"/>
-          <w:sz w:val="28"/>
-          <w:szCs w:val="28"/>
-          <w:lang w:val="en-US"/>
-        </w:rPr>
-        <w:t>, Inc. (202</w:t>
-      </w:r>
-      <w:r>
-        <w:rPr>
-          <w:rFonts w:ascii="Times New Roman" w:hAnsi="Times New Roman" w:cs="Times New Roman"/>
-          <w:sz w:val="28"/>
-          <w:szCs w:val="28"/>
-          <w:lang w:val="en-US"/>
-        </w:rPr>
-        <w:t>6</w:t>
-      </w:r>
-      <w:r>
-        <w:rPr>
-          <w:rFonts w:ascii="Times New Roman" w:hAnsi="Times New Roman" w:cs="Times New Roman"/>
-          <w:sz w:val="28"/>
-          <w:szCs w:val="28"/>
-          <w:lang w:val="en-US"/>
-        </w:rPr>
-        <w:t xml:space="preserve">). </w:t>
-      </w:r>
-      <w:proofErr w:type="spellStart"/>
-      <w:r>
-        <w:rPr>
-          <w:rFonts w:ascii="Times New Roman" w:hAnsi="Times New Roman" w:cs="Times New Roman"/>
-          <w:sz w:val="28"/>
-          <w:szCs w:val="28"/>
-          <w:lang w:val="en-US"/>
-        </w:rPr>
-        <w:t>Streamlit</w:t>
-      </w:r>
-      <w:proofErr w:type="spellEnd"/>
-      <w:r>
-        <w:rPr>
-          <w:rFonts w:ascii="Times New Roman" w:hAnsi="Times New Roman" w:cs="Times New Roman"/>
-          <w:sz w:val="28"/>
-          <w:szCs w:val="28"/>
-          <w:lang w:val="en-US"/>
-        </w:rPr>
-        <w:t xml:space="preserve"> Documentation: The fastest way to build data apps. </w:t>
+        <w:t xml:space="preserve">Streamlit, Inc. (2026). Streamlit Documentation: The fastest way to build data apps. </w:t>
       </w:r>
       <w:r>
         <w:rPr>
@@ -9982,34 +7517,7 @@
           <w:szCs w:val="28"/>
           <w:lang w:val="en-US"/>
         </w:rPr>
-        <w:t>Hugging Face. (202</w:t>
-      </w:r>
-      <w:r>
-        <w:rPr>
-          <w:rFonts w:ascii="Times New Roman" w:hAnsi="Times New Roman" w:cs="Times New Roman"/>
-          <w:sz w:val="28"/>
-          <w:szCs w:val="28"/>
-          <w:lang w:val="en-US"/>
-        </w:rPr>
-        <w:t>6</w:t>
-      </w:r>
-      <w:r>
-        <w:rPr>
-          <w:rFonts w:ascii="Times New Roman" w:hAnsi="Times New Roman" w:cs="Times New Roman"/>
-          <w:sz w:val="28"/>
-          <w:szCs w:val="28"/>
-          <w:lang w:val="en-US"/>
-        </w:rPr>
-        <w:t>). sentence-transformers/paraphrase-multilingual-MiniLM-L12-v2 — Model Card.</w:t>
-      </w:r>
-      <w:r>
-        <w:rPr>
-          <w:rFonts w:ascii="Times New Roman" w:hAnsi="Times New Roman" w:cs="Times New Roman"/>
-          <w:sz w:val="28"/>
-          <w:szCs w:val="28"/>
-          <w:lang w:val="en-US"/>
-        </w:rPr>
-        <w:t xml:space="preserve"> (</w:t>
+        <w:t>Hugging Face. (2026). sentence-transformers/paraphrase-multilingual-MiniLM-L12-v2 — Model Card. (</w:t>
       </w:r>
       <w:hyperlink r:id="rId27" w:history="1">
         <w:r>
@@ -10060,7 +7568,7 @@
           <w:szCs w:val="28"/>
           <w:lang w:val="en-US"/>
         </w:rPr>
-        <w:t>Korobov, M. (20</w:t>
+        <w:t>Korobov, M. (202</w:t>
       </w:r>
       <w:r>
         <w:rPr>
@@ -10069,7 +7577,7 @@
           <w:szCs w:val="28"/>
           <w:lang w:val="en-US"/>
         </w:rPr>
-        <w:t>2</w:t>
+        <w:t>6</w:t>
       </w:r>
       <w:r>
         <w:rPr>
@@ -10078,25 +7586,7 @@
           <w:szCs w:val="28"/>
           <w:lang w:val="en-US"/>
         </w:rPr>
-        <w:t>6</w:t>
-      </w:r>
-      <w:r>
-        <w:rPr>
-          <w:rFonts w:ascii="Times New Roman" w:hAnsi="Times New Roman" w:cs="Times New Roman"/>
-          <w:sz w:val="28"/>
-          <w:szCs w:val="28"/>
-          <w:lang w:val="en-US"/>
-        </w:rPr>
-        <w:t>). pymorphy2: Morphological analyzer for Russian language.</w:t>
-      </w:r>
-      <w:r>
-        <w:rPr>
-          <w:rFonts w:ascii="Times New Roman" w:hAnsi="Times New Roman" w:cs="Times New Roman"/>
-          <w:sz w:val="28"/>
-          <w:szCs w:val="28"/>
-          <w:lang w:val="en-US"/>
-        </w:rPr>
-        <w:t xml:space="preserve"> (</w:t>
+        <w:t>). pymorphy2: Morphological analyzer for Russian language. (</w:t>
       </w:r>
       <w:hyperlink r:id="rId28" w:history="1">
         <w:r>
@@ -10107,17 +7597,7 @@
             <w:szCs w:val="28"/>
             <w:lang w:val="en-US"/>
           </w:rPr>
-          <w:t>https://pymorphy2.readthedocs.io</w:t>
-        </w:r>
-        <w:r>
-          <w:rPr>
-            <w:rStyle w:val="af"/>
-            <w:rFonts w:ascii="Times New Roman" w:hAnsi="Times New Roman" w:cs="Times New Roman"/>
-            <w:sz w:val="28"/>
-            <w:szCs w:val="28"/>
-            <w:lang w:val="en-US"/>
-          </w:rPr>
-          <w:t>)</w:t>
+          <w:t>https://pymorphy2.readthedocs.io)</w:t>
         </w:r>
       </w:hyperlink>
     </w:p>
@@ -10166,16 +7646,7 @@
           <w:szCs w:val="28"/>
           <w:lang w:val="en-US"/>
         </w:rPr>
-        <w:t>). Natural Language Processing with Python (NLTK).</w:t>
-      </w:r>
-      <w:r>
-        <w:rPr>
-          <w:rFonts w:ascii="Times New Roman" w:hAnsi="Times New Roman" w:cs="Times New Roman"/>
-          <w:sz w:val="28"/>
-          <w:szCs w:val="28"/>
-          <w:lang w:val="en-US"/>
-        </w:rPr>
-        <w:t xml:space="preserve"> (</w:t>
+        <w:t>). Natural Language Processing with Python (NLTK). (</w:t>
       </w:r>
       <w:hyperlink r:id="rId29" w:history="1">
         <w:r>
@@ -10244,36 +7715,7 @@
           <w:szCs w:val="28"/>
           <w:lang w:val="en-US"/>
         </w:rPr>
-        <w:t xml:space="preserve">). </w:t>
-      </w:r>
-      <w:proofErr w:type="spellStart"/>
-      <w:r>
-        <w:rPr>
-          <w:rFonts w:ascii="Times New Roman" w:hAnsi="Times New Roman" w:cs="Times New Roman"/>
-          <w:sz w:val="28"/>
-          <w:szCs w:val="28"/>
-          <w:lang w:val="en-US"/>
-        </w:rPr>
-        <w:t>pdfplumber</w:t>
-      </w:r>
-      <w:proofErr w:type="spellEnd"/>
-      <w:r>
-        <w:rPr>
-          <w:rFonts w:ascii="Times New Roman" w:hAnsi="Times New Roman" w:cs="Times New Roman"/>
-          <w:sz w:val="28"/>
-          <w:szCs w:val="28"/>
-          <w:lang w:val="en-US"/>
-        </w:rPr>
-        <w:t>: Extract text and tables from PDF files.</w:t>
-      </w:r>
-      <w:r>
-        <w:rPr>
-          <w:rFonts w:ascii="Times New Roman" w:hAnsi="Times New Roman" w:cs="Times New Roman"/>
-          <w:sz w:val="28"/>
-          <w:szCs w:val="28"/>
-          <w:lang w:val="en-US"/>
-        </w:rPr>
-        <w:t xml:space="preserve"> </w:t>
+        <w:t xml:space="preserve">). pdfplumber: Extract text and tables from PDF files. </w:t>
       </w:r>
       <w:r>
         <w:rPr>
@@ -10362,7 +7804,6 @@
         <w:docPartUnique/>
       </w:docPartObj>
     </w:sdtPr>
-    <w:sdtEndPr/>
     <w:sdtContent>
       <w:p>
         <w:pPr>
